--- a/отчеты/Отчет по 1 лабе соп Курцева.docx
+++ b/отчеты/Отчет по 1 лабе соп Курцева.docx
@@ -175,8 +175,39 @@
           <w:bCs/>
           <w:szCs w:val="28"/>
         </w:rPr>
-        <w:t>Разработка API-контрактов на Java Spring</w:t>
-      </w:r>
+        <w:t xml:space="preserve">Разработка API-контрактов на </w:t>
+      </w:r>
+      <w:proofErr w:type="spellStart"/>
+      <w:r>
+        <w:rPr>
+          <w:rFonts w:cs="Times New Roman"/>
+          <w:b/>
+          <w:bCs/>
+          <w:szCs w:val="28"/>
+        </w:rPr>
+        <w:t>Java</w:t>
+      </w:r>
+      <w:proofErr w:type="spellEnd"/>
+      <w:r>
+        <w:rPr>
+          <w:rFonts w:cs="Times New Roman"/>
+          <w:b/>
+          <w:bCs/>
+          <w:szCs w:val="28"/>
+        </w:rPr>
+        <w:t xml:space="preserve"> </w:t>
+      </w:r>
+      <w:proofErr w:type="spellStart"/>
+      <w:r>
+        <w:rPr>
+          <w:rFonts w:cs="Times New Roman"/>
+          <w:b/>
+          <w:bCs/>
+          <w:szCs w:val="28"/>
+        </w:rPr>
+        <w:t>Spring</w:t>
+      </w:r>
+      <w:proofErr w:type="spellEnd"/>
       <w:r>
         <w:rPr>
           <w:rFonts w:cs="Times New Roman"/>
@@ -311,13 +342,23 @@
           <w:szCs w:val="28"/>
         </w:rPr>
       </w:pPr>
+      <w:proofErr w:type="spellStart"/>
       <w:r>
         <w:rPr>
           <w:b/>
           <w:bCs/>
           <w:szCs w:val="28"/>
         </w:rPr>
-        <w:t>Заманов Е</w:t>
+        <w:t>Заманов</w:t>
+      </w:r>
+      <w:proofErr w:type="spellEnd"/>
+      <w:r>
+        <w:rPr>
+          <w:b/>
+          <w:bCs/>
+          <w:szCs w:val="28"/>
+        </w:rPr>
+        <w:t xml:space="preserve"> Е</w:t>
       </w:r>
       <w:r>
         <w:rPr>
@@ -361,13 +402,23 @@
           <w:szCs w:val="28"/>
         </w:rPr>
       </w:pPr>
+      <w:proofErr w:type="spellStart"/>
       <w:r>
         <w:rPr>
           <w:b/>
           <w:bCs/>
           <w:szCs w:val="28"/>
         </w:rPr>
-        <w:t>Курцева В. А</w:t>
+        <w:t>Курцева</w:t>
+      </w:r>
+      <w:proofErr w:type="spellEnd"/>
+      <w:r>
+        <w:rPr>
+          <w:b/>
+          <w:bCs/>
+          <w:szCs w:val="28"/>
+        </w:rPr>
+        <w:t xml:space="preserve"> В. А</w:t>
       </w:r>
       <w:r>
         <w:rPr>
@@ -736,21 +787,7 @@
                 <w:rStyle w:val="a9"/>
                 <w:noProof/>
               </w:rPr>
-              <w:t>A</w:t>
-            </w:r>
-            <w:r>
-              <w:rPr>
-                <w:rStyle w:val="a9"/>
-                <w:noProof/>
-              </w:rPr>
-              <w:t>p</w:t>
-            </w:r>
-            <w:r>
-              <w:rPr>
-                <w:rStyle w:val="a9"/>
-                <w:noProof/>
-              </w:rPr>
-              <w:t>i</w:t>
+              <w:t>Api</w:t>
             </w:r>
             <w:r>
               <w:rPr>
@@ -2687,10 +2724,10 @@
         <w:outlineLvl w:val="0"/>
         <w:rPr>
           <w:b/>
-          <w:lang w:val="en-US"/>
         </w:rPr>
       </w:pPr>
       <w:bookmarkStart w:id="0" w:name="_Toc232103896"/>
+      <w:proofErr w:type="spellStart"/>
       <w:r>
         <w:rPr>
           <w:b/>
@@ -2700,6 +2737,7 @@
         <w:t>Api</w:t>
       </w:r>
       <w:bookmarkEnd w:id="0"/>
+      <w:proofErr w:type="spellEnd"/>
     </w:p>
     <w:p>
       <w:pPr>
@@ -2709,22 +2747,26 @@
         <w:outlineLvl w:val="1"/>
       </w:pPr>
       <w:bookmarkStart w:id="1" w:name="_Toc232103897"/>
+      <w:proofErr w:type="spellStart"/>
       <w:r>
         <w:t>ButtonApi</w:t>
       </w:r>
       <w:bookmarkEnd w:id="1"/>
+      <w:proofErr w:type="spellEnd"/>
     </w:p>
     <w:p>
       <w:pPr>
         <w:pStyle w:val="ab"/>
         <w:spacing w:line="360" w:lineRule="auto"/>
       </w:pPr>
+      <w:proofErr w:type="spellStart"/>
       <w:r>
         <w:rPr>
           <w:lang w:val="en-US"/>
         </w:rPr>
         <w:t>ButtonApi</w:t>
       </w:r>
+      <w:proofErr w:type="spellEnd"/>
       <w:r>
         <w:t xml:space="preserve"> – </w:t>
       </w:r>
@@ -2762,11 +2804,38 @@
         <w:t xml:space="preserve"> </w:t>
       </w:r>
       <w:r>
-        <w:t>аннотациями, реализующий контроллер. Данный интерфейс нужен для того, чтобы управлять продлением абонементов в фитнес-приложении. Он описывает все эндпоинты для работы с кнопкой продления абонемента</w:t>
+        <w:t xml:space="preserve">аннотациями, реализующий контроллер. Данный интерфейс нужен для того, чтобы управлять продлением абонементов в фитнес-приложении. Он описывает все </w:t>
+      </w:r>
+      <w:proofErr w:type="spellStart"/>
+      <w:r>
+        <w:t>эндпоинты</w:t>
+      </w:r>
+      <w:proofErr w:type="spellEnd"/>
+      <w:r>
+        <w:t xml:space="preserve"> для работы с кнопкой продления абонемента</w:t>
       </w:r>
       <w:r>
         <w:t xml:space="preserve">. Все методы интерфейса вместе с описанием представлены в таблице 1. </w:t>
       </w:r>
+    </w:p>
+    <w:p>
+      <w:pPr>
+        <w:pStyle w:val="ab"/>
+        <w:rPr>
+          <w:lang w:val="en-US"/>
+        </w:rPr>
+      </w:pPr>
+      <w:r>
+        <w:t xml:space="preserve">Таблица 1 – методы </w:t>
+      </w:r>
+      <w:proofErr w:type="spellStart"/>
+      <w:r>
+        <w:rPr>
+          <w:lang w:val="en-US"/>
+        </w:rPr>
+        <w:t>ButtonApi</w:t>
+      </w:r>
+      <w:proofErr w:type="spellEnd"/>
     </w:p>
     <w:tbl>
       <w:tblPr>
@@ -2809,9 +2878,11 @@
               <w:pStyle w:val="ab"/>
               <w:spacing w:line="360" w:lineRule="auto"/>
             </w:pPr>
+            <w:proofErr w:type="spellStart"/>
             <w:r>
               <w:t>Эндпоинт</w:t>
             </w:r>
+            <w:proofErr w:type="spellEnd"/>
           </w:p>
         </w:tc>
         <w:tc>
@@ -2866,7 +2937,21 @@
               <w:rPr>
                 <w:lang w:val="en-US"/>
               </w:rPr>
-              <w:t>/api/button</w:t>
+              <w:t>/</w:t>
+            </w:r>
+            <w:proofErr w:type="spellStart"/>
+            <w:r>
+              <w:rPr>
+                <w:lang w:val="en-US"/>
+              </w:rPr>
+              <w:t>api</w:t>
+            </w:r>
+            <w:proofErr w:type="spellEnd"/>
+            <w:r>
+              <w:rPr>
+                <w:lang w:val="en-US"/>
+              </w:rPr>
+              <w:t>/button</w:t>
             </w:r>
           </w:p>
         </w:tc>
@@ -2922,7 +3007,21 @@
               <w:rPr>
                 <w:lang w:val="en-US"/>
               </w:rPr>
-              <w:t>/api/button/renew</w:t>
+              <w:t>/</w:t>
+            </w:r>
+            <w:proofErr w:type="spellStart"/>
+            <w:r>
+              <w:rPr>
+                <w:lang w:val="en-US"/>
+              </w:rPr>
+              <w:t>api</w:t>
+            </w:r>
+            <w:proofErr w:type="spellEnd"/>
+            <w:r>
+              <w:rPr>
+                <w:lang w:val="en-US"/>
+              </w:rPr>
+              <w:t>/button/renew</w:t>
             </w:r>
           </w:p>
         </w:tc>
@@ -2978,7 +3077,35 @@
               <w:rPr>
                 <w:lang w:val="en-US"/>
               </w:rPr>
-              <w:t>/api/button/{requestId}</w:t>
+              <w:t>/</w:t>
+            </w:r>
+            <w:proofErr w:type="spellStart"/>
+            <w:r>
+              <w:rPr>
+                <w:lang w:val="en-US"/>
+              </w:rPr>
+              <w:t>api</w:t>
+            </w:r>
+            <w:proofErr w:type="spellEnd"/>
+            <w:r>
+              <w:rPr>
+                <w:lang w:val="en-US"/>
+              </w:rPr>
+              <w:t>/button/{</w:t>
+            </w:r>
+            <w:proofErr w:type="spellStart"/>
+            <w:r>
+              <w:rPr>
+                <w:lang w:val="en-US"/>
+              </w:rPr>
+              <w:t>requestId</w:t>
+            </w:r>
+            <w:proofErr w:type="spellEnd"/>
+            <w:r>
+              <w:rPr>
+                <w:lang w:val="en-US"/>
+              </w:rPr>
+              <w:t>}</w:t>
             </w:r>
           </w:p>
         </w:tc>
@@ -3034,7 +3161,21 @@
               <w:rPr>
                 <w:lang w:val="en-US"/>
               </w:rPr>
-              <w:t>/api/button/</w:t>
+              <w:t>/</w:t>
+            </w:r>
+            <w:proofErr w:type="spellStart"/>
+            <w:r>
+              <w:rPr>
+                <w:lang w:val="en-US"/>
+              </w:rPr>
+              <w:t>api</w:t>
+            </w:r>
+            <w:proofErr w:type="spellEnd"/>
+            <w:r>
+              <w:rPr>
+                <w:lang w:val="en-US"/>
+              </w:rPr>
+              <w:t>/button/</w:t>
             </w:r>
             <w:r>
               <w:rPr>
@@ -3093,7 +3234,21 @@
               <w:rPr>
                 <w:lang w:val="en-US"/>
               </w:rPr>
-              <w:t>/api/button/{id}</w:t>
+              <w:t>/</w:t>
+            </w:r>
+            <w:proofErr w:type="spellStart"/>
+            <w:r>
+              <w:rPr>
+                <w:lang w:val="en-US"/>
+              </w:rPr>
+              <w:t>api</w:t>
+            </w:r>
+            <w:proofErr w:type="spellEnd"/>
+            <w:r>
+              <w:rPr>
+                <w:lang w:val="en-US"/>
+              </w:rPr>
+              <w:t>/button/{id}</w:t>
             </w:r>
           </w:p>
         </w:tc>
@@ -3146,7 +3301,21 @@
               <w:rPr>
                 <w:lang w:val="en-US"/>
               </w:rPr>
-              <w:t>/api/button/delete/{id}</w:t>
+              <w:t>/</w:t>
+            </w:r>
+            <w:proofErr w:type="spellStart"/>
+            <w:r>
+              <w:rPr>
+                <w:lang w:val="en-US"/>
+              </w:rPr>
+              <w:t>api</w:t>
+            </w:r>
+            <w:proofErr w:type="spellEnd"/>
+            <w:r>
+              <w:rPr>
+                <w:lang w:val="en-US"/>
+              </w:rPr>
+              <w:t>/button/delete/{id}</w:t>
             </w:r>
           </w:p>
         </w:tc>
@@ -3170,25 +3339,6 @@
       <w:pPr>
         <w:pStyle w:val="ab"/>
         <w:spacing w:line="360" w:lineRule="auto"/>
-        <w:jc w:val="center"/>
-        <w:rPr>
-          <w:lang w:val="en-US"/>
-        </w:rPr>
-      </w:pPr>
-      <w:r>
-        <w:t xml:space="preserve">Таблица 1 – методы </w:t>
-      </w:r>
-      <w:r>
-        <w:rPr>
-          <w:lang w:val="en-US"/>
-        </w:rPr>
-        <w:t>ButtonApi</w:t>
-      </w:r>
-    </w:p>
-    <w:p>
-      <w:pPr>
-        <w:pStyle w:val="ab"/>
-        <w:spacing w:line="360" w:lineRule="auto"/>
       </w:pPr>
       <w:r>
         <w:t xml:space="preserve">Данный интерфейс возвращает вместе с ответом гиперссылки.  То есть клиент не запрашивает возможные ссылки, а сразу получает их и видит какое </w:t>
@@ -3332,8 +3482,21 @@
         <w:t xml:space="preserve">тации </w:t>
       </w:r>
       <w:r>
-        <w:t>@Operation, @ApiResponse</w:t>
-      </w:r>
+        <w:t>@</w:t>
+      </w:r>
+      <w:proofErr w:type="spellStart"/>
+      <w:r>
+        <w:t>Operation</w:t>
+      </w:r>
+      <w:proofErr w:type="spellEnd"/>
+      <w:r>
+        <w:t>, @</w:t>
+      </w:r>
+      <w:proofErr w:type="spellStart"/>
+      <w:r>
+        <w:t>ApiResponse</w:t>
+      </w:r>
+      <w:proofErr w:type="spellEnd"/>
       <w:r>
         <w:t xml:space="preserve"> автоматически генерируют: Интерактивную документацию, описание всех возможных ответов (200, 400, 404, 409, 403). </w:t>
       </w:r>
@@ -3457,7 +3620,15 @@
         <w:ind w:left="709"/>
       </w:pPr>
       <w:r>
-        <w:t>400 – Ошибка валидации;</w:t>
+        <w:t xml:space="preserve">400 – Ошибка </w:t>
+      </w:r>
+      <w:proofErr w:type="spellStart"/>
+      <w:r>
+        <w:t>валидации</w:t>
+      </w:r>
+      <w:proofErr w:type="spellEnd"/>
+      <w:r>
+        <w:t>;</w:t>
       </w:r>
     </w:p>
     <w:p>
@@ -3516,8 +3687,6 @@
         <w:br w:type="page"/>
       </w:r>
       <w:bookmarkStart w:id="2" w:name="_Toc232103898"/>
-      <w:bookmarkStart w:id="3" w:name="_GoBack"/>
-      <w:bookmarkEnd w:id="3"/>
       <w:r>
         <w:rPr>
           <w:lang w:val="en-US"/>
@@ -3525,22 +3694,26 @@
         <w:lastRenderedPageBreak/>
         <w:t>User</w:t>
       </w:r>
+      <w:proofErr w:type="spellStart"/>
       <w:r>
         <w:t>Api</w:t>
       </w:r>
       <w:bookmarkEnd w:id="2"/>
+      <w:proofErr w:type="spellEnd"/>
     </w:p>
     <w:p>
       <w:pPr>
         <w:pStyle w:val="ab"/>
         <w:spacing w:line="360" w:lineRule="auto"/>
       </w:pPr>
+      <w:proofErr w:type="spellStart"/>
       <w:r>
         <w:rPr>
           <w:lang w:val="en-US"/>
         </w:rPr>
         <w:t>UserApi</w:t>
       </w:r>
+      <w:proofErr w:type="spellEnd"/>
       <w:r>
         <w:t xml:space="preserve"> – </w:t>
       </w:r>
@@ -3584,7 +3757,15 @@
         <w:t xml:space="preserve"> </w:t>
       </w:r>
       <w:r>
-        <w:t xml:space="preserve">пользователями в фитнес-приложении. Он описывает все эндпоинты для работы с </w:t>
+        <w:t xml:space="preserve">пользователями в фитнес-приложении. Он описывает все </w:t>
+      </w:r>
+      <w:proofErr w:type="spellStart"/>
+      <w:r>
+        <w:t>эндпоинты</w:t>
+      </w:r>
+      <w:proofErr w:type="spellEnd"/>
+      <w:r>
+        <w:t xml:space="preserve"> для работы с </w:t>
       </w:r>
       <w:r>
         <w:rPr>
@@ -3610,6 +3791,22 @@
       <w:r>
         <w:t xml:space="preserve">. </w:t>
       </w:r>
+    </w:p>
+    <w:p>
+      <w:pPr>
+        <w:pStyle w:val="ab"/>
+      </w:pPr>
+      <w:r>
+        <w:t xml:space="preserve">Таблица 2 – методы </w:t>
+      </w:r>
+      <w:proofErr w:type="spellStart"/>
+      <w:r>
+        <w:rPr>
+          <w:lang w:val="en-US"/>
+        </w:rPr>
+        <w:t>UserApi</w:t>
+      </w:r>
+      <w:proofErr w:type="spellEnd"/>
     </w:p>
     <w:tbl>
       <w:tblPr>
@@ -3652,9 +3849,11 @@
               <w:pStyle w:val="ab"/>
               <w:spacing w:line="360" w:lineRule="auto"/>
             </w:pPr>
+            <w:proofErr w:type="spellStart"/>
             <w:r>
               <w:t>Эндпоинт</w:t>
             </w:r>
+            <w:proofErr w:type="spellEnd"/>
           </w:p>
         </w:tc>
         <w:tc>
@@ -3709,7 +3908,21 @@
               <w:rPr>
                 <w:lang w:val="en-US"/>
               </w:rPr>
-              <w:t>/api/users</w:t>
+              <w:t>/</w:t>
+            </w:r>
+            <w:proofErr w:type="spellStart"/>
+            <w:r>
+              <w:rPr>
+                <w:lang w:val="en-US"/>
+              </w:rPr>
+              <w:t>api</w:t>
+            </w:r>
+            <w:proofErr w:type="spellEnd"/>
+            <w:r>
+              <w:rPr>
+                <w:lang w:val="en-US"/>
+              </w:rPr>
+              <w:t>/users</w:t>
             </w:r>
           </w:p>
         </w:tc>
@@ -3765,7 +3978,21 @@
               <w:rPr>
                 <w:lang w:val="en-US"/>
               </w:rPr>
-              <w:t>/api/users</w:t>
+              <w:t>/</w:t>
+            </w:r>
+            <w:proofErr w:type="spellStart"/>
+            <w:r>
+              <w:rPr>
+                <w:lang w:val="en-US"/>
+              </w:rPr>
+              <w:t>api</w:t>
+            </w:r>
+            <w:proofErr w:type="spellEnd"/>
+            <w:r>
+              <w:rPr>
+                <w:lang w:val="en-US"/>
+              </w:rPr>
+              <w:t>/users</w:t>
             </w:r>
           </w:p>
         </w:tc>
@@ -3821,7 +4048,21 @@
               <w:rPr>
                 <w:lang w:val="en-US"/>
               </w:rPr>
-              <w:t>/api/users/{id}</w:t>
+              <w:t>/</w:t>
+            </w:r>
+            <w:proofErr w:type="spellStart"/>
+            <w:r>
+              <w:rPr>
+                <w:lang w:val="en-US"/>
+              </w:rPr>
+              <w:t>api</w:t>
+            </w:r>
+            <w:proofErr w:type="spellEnd"/>
+            <w:r>
+              <w:rPr>
+                <w:lang w:val="en-US"/>
+              </w:rPr>
+              <w:t>/users/{id}</w:t>
             </w:r>
           </w:p>
         </w:tc>
@@ -3883,7 +4124,21 @@
               <w:rPr>
                 <w:lang w:val="en-US"/>
               </w:rPr>
-              <w:t>/api/users/{id}</w:t>
+              <w:t>/</w:t>
+            </w:r>
+            <w:proofErr w:type="spellStart"/>
+            <w:r>
+              <w:rPr>
+                <w:lang w:val="en-US"/>
+              </w:rPr>
+              <w:t>api</w:t>
+            </w:r>
+            <w:proofErr w:type="spellEnd"/>
+            <w:r>
+              <w:rPr>
+                <w:lang w:val="en-US"/>
+              </w:rPr>
+              <w:t>/users/{id}</w:t>
             </w:r>
           </w:p>
         </w:tc>
@@ -3936,7 +4191,21 @@
               <w:rPr>
                 <w:lang w:val="en-US"/>
               </w:rPr>
-              <w:t>/api/users/{id}</w:t>
+              <w:t>/</w:t>
+            </w:r>
+            <w:proofErr w:type="spellStart"/>
+            <w:r>
+              <w:rPr>
+                <w:lang w:val="en-US"/>
+              </w:rPr>
+              <w:t>api</w:t>
+            </w:r>
+            <w:proofErr w:type="spellEnd"/>
+            <w:r>
+              <w:rPr>
+                <w:lang w:val="en-US"/>
+              </w:rPr>
+              <w:t>/users/{id}</w:t>
             </w:r>
           </w:p>
         </w:tc>
@@ -3989,7 +4258,21 @@
               <w:rPr>
                 <w:lang w:val="en-US"/>
               </w:rPr>
-              <w:t>/api/users/{id}</w:t>
+              <w:t>/</w:t>
+            </w:r>
+            <w:proofErr w:type="spellStart"/>
+            <w:r>
+              <w:rPr>
+                <w:lang w:val="en-US"/>
+              </w:rPr>
+              <w:t>api</w:t>
+            </w:r>
+            <w:proofErr w:type="spellEnd"/>
+            <w:r>
+              <w:rPr>
+                <w:lang w:val="en-US"/>
+              </w:rPr>
+              <w:t>/users/{id}</w:t>
             </w:r>
           </w:p>
         </w:tc>
@@ -4042,7 +4325,35 @@
               <w:rPr>
                 <w:lang w:val="en-US"/>
               </w:rPr>
-              <w:t>/api/users/searchByName/{query}</w:t>
+              <w:t>/</w:t>
+            </w:r>
+            <w:proofErr w:type="spellStart"/>
+            <w:r>
+              <w:rPr>
+                <w:lang w:val="en-US"/>
+              </w:rPr>
+              <w:t>api</w:t>
+            </w:r>
+            <w:proofErr w:type="spellEnd"/>
+            <w:r>
+              <w:rPr>
+                <w:lang w:val="en-US"/>
+              </w:rPr>
+              <w:t>/users/</w:t>
+            </w:r>
+            <w:proofErr w:type="spellStart"/>
+            <w:r>
+              <w:rPr>
+                <w:lang w:val="en-US"/>
+              </w:rPr>
+              <w:t>searchByName</w:t>
+            </w:r>
+            <w:proofErr w:type="spellEnd"/>
+            <w:r>
+              <w:rPr>
+                <w:lang w:val="en-US"/>
+              </w:rPr>
+              <w:t>/{query}</w:t>
             </w:r>
           </w:p>
         </w:tc>
@@ -4066,34 +4377,6 @@
       <w:pPr>
         <w:pStyle w:val="ab"/>
         <w:spacing w:line="360" w:lineRule="auto"/>
-        <w:jc w:val="center"/>
-        <w:rPr>
-          <w:lang w:val="en-US"/>
-        </w:rPr>
-      </w:pPr>
-      <w:r>
-        <w:t xml:space="preserve">Таблица </w:t>
-      </w:r>
-      <w:r>
-        <w:rPr>
-          <w:lang w:val="en-US"/>
-        </w:rPr>
-        <w:t>2</w:t>
-      </w:r>
-      <w:r>
-        <w:t xml:space="preserve"> – методы </w:t>
-      </w:r>
-      <w:r>
-        <w:rPr>
-          <w:lang w:val="en-US"/>
-        </w:rPr>
-        <w:t>UserApi</w:t>
-      </w:r>
-    </w:p>
-    <w:p>
-      <w:pPr>
-        <w:pStyle w:val="ab"/>
-        <w:spacing w:line="360" w:lineRule="auto"/>
       </w:pPr>
       <w:r>
         <w:lastRenderedPageBreak/>
@@ -4228,8 +4511,21 @@
         <w:t xml:space="preserve">Специальные аннотации </w:t>
       </w:r>
       <w:r>
-        <w:t>@Operation, @ApiResponse</w:t>
-      </w:r>
+        <w:t>@</w:t>
+      </w:r>
+      <w:proofErr w:type="spellStart"/>
+      <w:r>
+        <w:t>Operation</w:t>
+      </w:r>
+      <w:proofErr w:type="spellEnd"/>
+      <w:r>
+        <w:t>, @</w:t>
+      </w:r>
+      <w:proofErr w:type="spellStart"/>
+      <w:r>
+        <w:t>ApiResponse</w:t>
+      </w:r>
+      <w:proofErr w:type="spellEnd"/>
       <w:r>
         <w:t xml:space="preserve"> автоматически генерируют: Интерактивную документацию, описание всех возможных ответов.</w:t>
       </w:r>
@@ -4260,7 +4556,15 @@
         <w:ind w:left="1069"/>
       </w:pPr>
       <w:r>
-        <w:t>@Operation – описание функциональности метода</w:t>
+        <w:t>@</w:t>
+      </w:r>
+      <w:proofErr w:type="spellStart"/>
+      <w:r>
+        <w:t>Operation</w:t>
+      </w:r>
+      <w:proofErr w:type="spellEnd"/>
+      <w:r>
+        <w:t xml:space="preserve"> – описание функциональности метода</w:t>
       </w:r>
     </w:p>
     <w:p>
@@ -4274,7 +4578,15 @@
         <w:ind w:left="1069"/>
       </w:pPr>
       <w:r>
-        <w:t>@ApiResponse – спецификация возможных ответов</w:t>
+        <w:t>@</w:t>
+      </w:r>
+      <w:proofErr w:type="spellStart"/>
+      <w:r>
+        <w:t>ApiResponse</w:t>
+      </w:r>
+      <w:proofErr w:type="spellEnd"/>
+      <w:r>
+        <w:t xml:space="preserve"> – спецификация возможных ответов</w:t>
       </w:r>
     </w:p>
     <w:p>
@@ -4288,8 +4600,21 @@
         <w:ind w:left="1069"/>
       </w:pPr>
       <w:r>
-        <w:t>@Tag – группировка эндпоинтов</w:t>
-      </w:r>
+        <w:t>@</w:t>
+      </w:r>
+      <w:proofErr w:type="spellStart"/>
+      <w:r>
+        <w:t>Tag</w:t>
+      </w:r>
+      <w:proofErr w:type="spellEnd"/>
+      <w:r>
+        <w:t xml:space="preserve"> – группировка </w:t>
+      </w:r>
+      <w:proofErr w:type="spellStart"/>
+      <w:r>
+        <w:t>эндпоинтов</w:t>
+      </w:r>
+      <w:proofErr w:type="spellEnd"/>
     </w:p>
     <w:p>
       <w:pPr>
@@ -4317,8 +4642,13 @@
         <w:pStyle w:val="ab"/>
         <w:spacing w:line="360" w:lineRule="auto"/>
       </w:pPr>
-      <w:r>
-        <w:t>Валидация:</w:t>
+      <w:proofErr w:type="spellStart"/>
+      <w:r>
+        <w:t>Валидация</w:t>
+      </w:r>
+      <w:proofErr w:type="spellEnd"/>
+      <w:r>
+        <w:t>:</w:t>
       </w:r>
     </w:p>
     <w:p>
@@ -4332,7 +4662,15 @@
         <w:ind w:left="1069"/>
       </w:pPr>
       <w:r>
-        <w:t>@Valid – автоматическая проверка корректности запросов</w:t>
+        <w:t>@</w:t>
+      </w:r>
+      <w:proofErr w:type="spellStart"/>
+      <w:r>
+        <w:t>Valid</w:t>
+      </w:r>
+      <w:proofErr w:type="spellEnd"/>
+      <w:r>
+        <w:t xml:space="preserve"> – автоматическая проверка корректности запросов</w:t>
       </w:r>
     </w:p>
     <w:p>
@@ -4346,7 +4684,31 @@
         <w:ind w:left="1069"/>
       </w:pPr>
       <w:r>
-        <w:t>@Valid @RequestBody – валидация тела запроса перед обработкой</w:t>
+        <w:t>@</w:t>
+      </w:r>
+      <w:proofErr w:type="spellStart"/>
+      <w:r>
+        <w:t>Valid</w:t>
+      </w:r>
+      <w:proofErr w:type="spellEnd"/>
+      <w:r>
+        <w:t xml:space="preserve"> @</w:t>
+      </w:r>
+      <w:proofErr w:type="spellStart"/>
+      <w:r>
+        <w:t>RequestBody</w:t>
+      </w:r>
+      <w:proofErr w:type="spellEnd"/>
+      <w:r>
+        <w:t xml:space="preserve"> – </w:t>
+      </w:r>
+      <w:proofErr w:type="spellStart"/>
+      <w:r>
+        <w:t>валидация</w:t>
+      </w:r>
+      <w:proofErr w:type="spellEnd"/>
+      <w:r>
+        <w:t xml:space="preserve"> тела запроса перед обработкой</w:t>
       </w:r>
     </w:p>
     <w:p>
@@ -4514,7 +4876,15 @@
         <w:ind w:left="1069"/>
       </w:pPr>
       <w:r>
-        <w:t>400 – Ошибка валидации;</w:t>
+        <w:t xml:space="preserve">400 – Ошибка </w:t>
+      </w:r>
+      <w:proofErr w:type="spellStart"/>
+      <w:r>
+        <w:t>валидации</w:t>
+      </w:r>
+      <w:proofErr w:type="spellEnd"/>
+      <w:r>
+        <w:t>;</w:t>
       </w:r>
     </w:p>
     <w:p>
@@ -4527,7 +4897,7 @@
           <w:b/>
         </w:rPr>
       </w:pPr>
-      <w:bookmarkStart w:id="4" w:name="_Toc232103899"/>
+      <w:bookmarkStart w:id="3" w:name="_Toc232103899"/>
       <w:r>
         <w:rPr>
           <w:b/>
@@ -4535,7 +4905,7 @@
         </w:rPr>
         <w:t>DTO</w:t>
       </w:r>
-      <w:bookmarkEnd w:id="4"/>
+      <w:bookmarkEnd w:id="3"/>
     </w:p>
     <w:p>
       <w:pPr>
@@ -4544,14 +4914,16 @@
         <w:jc w:val="center"/>
         <w:outlineLvl w:val="1"/>
       </w:pPr>
-      <w:bookmarkStart w:id="5" w:name="_Toc232103900"/>
+      <w:bookmarkStart w:id="4" w:name="_Toc232103900"/>
+      <w:proofErr w:type="spellStart"/>
       <w:r>
         <w:rPr>
           <w:lang w:val="en-US"/>
         </w:rPr>
         <w:t>ButtonRequest</w:t>
       </w:r>
-      <w:bookmarkEnd w:id="5"/>
+      <w:bookmarkEnd w:id="4"/>
+      <w:proofErr w:type="spellEnd"/>
     </w:p>
     <w:p>
       <w:pPr>
@@ -4601,7 +4973,36 @@
         <w:t xml:space="preserve"> конструкторы, геттеры,</w:t>
       </w:r>
       <w:r>
-        <w:t xml:space="preserve"> методы equals(), hashCode() и toString().</w:t>
+        <w:t xml:space="preserve"> методы </w:t>
+      </w:r>
+      <w:proofErr w:type="spellStart"/>
+      <w:proofErr w:type="gramStart"/>
+      <w:r>
+        <w:t>equals</w:t>
+      </w:r>
+      <w:proofErr w:type="spellEnd"/>
+      <w:r>
+        <w:t>(</w:t>
+      </w:r>
+      <w:proofErr w:type="gramEnd"/>
+      <w:r>
+        <w:t xml:space="preserve">), </w:t>
+      </w:r>
+      <w:proofErr w:type="spellStart"/>
+      <w:r>
+        <w:t>hashCode</w:t>
+      </w:r>
+      <w:proofErr w:type="spellEnd"/>
+      <w:r>
+        <w:t xml:space="preserve">() и </w:t>
+      </w:r>
+      <w:proofErr w:type="spellStart"/>
+      <w:r>
+        <w:t>toString</w:t>
+      </w:r>
+      <w:proofErr w:type="spellEnd"/>
+      <w:r>
+        <w:t>().</w:t>
       </w:r>
       <w:r>
         <w:t xml:space="preserve"> </w:t>
@@ -4619,16 +5020,56 @@
         <w:t>Класс использует</w:t>
       </w:r>
       <w:r>
-        <w:t xml:space="preserve"> кастомные аннотации валидации:</w:t>
-      </w:r>
-      <w:r>
-        <w:t xml:space="preserve"> @NoActiveSubscription – проверяет, что у пользователя нет активн</w:t>
+        <w:t xml:space="preserve"> </w:t>
+      </w:r>
+      <w:proofErr w:type="spellStart"/>
+      <w:r>
+        <w:t>кастомные</w:t>
+      </w:r>
+      <w:proofErr w:type="spellEnd"/>
+      <w:r>
+        <w:t xml:space="preserve"> аннотации </w:t>
+      </w:r>
+      <w:proofErr w:type="spellStart"/>
+      <w:r>
+        <w:t>валидации</w:t>
+      </w:r>
+      <w:proofErr w:type="spellEnd"/>
+      <w:r>
+        <w:t>:</w:t>
+      </w:r>
+      <w:r>
+        <w:t xml:space="preserve"> @</w:t>
+      </w:r>
+      <w:proofErr w:type="spellStart"/>
+      <w:r>
+        <w:t>NoActiveSubscription</w:t>
+      </w:r>
+      <w:proofErr w:type="spellEnd"/>
+      <w:r>
+        <w:t xml:space="preserve"> – проверяет, что у пользователя нет активн</w:t>
       </w:r>
       <w:r>
         <w:t>ого абонемента перед продлением</w:t>
       </w:r>
       <w:r>
-        <w:t>, @ValidVisitsHall – валидирует корректность количества посещений</w:t>
+        <w:t>, @</w:t>
+      </w:r>
+      <w:proofErr w:type="spellStart"/>
+      <w:r>
+        <w:t>ValidVisitsHall</w:t>
+      </w:r>
+      <w:proofErr w:type="spellEnd"/>
+      <w:r>
+        <w:t xml:space="preserve"> – </w:t>
+      </w:r>
+      <w:proofErr w:type="spellStart"/>
+      <w:r>
+        <w:t>валидирует</w:t>
+      </w:r>
+      <w:proofErr w:type="spellEnd"/>
+      <w:r>
+        <w:t xml:space="preserve"> корректность количества посещений</w:t>
       </w:r>
       <w:r>
         <w:t>.</w:t>
@@ -4668,12 +5109,14 @@
         <w:spacing w:line="360" w:lineRule="auto"/>
         <w:ind w:left="1069"/>
       </w:pPr>
+      <w:proofErr w:type="spellStart"/>
       <w:r>
         <w:rPr>
           <w:lang w:val="en-US"/>
         </w:rPr>
         <w:t>UserId</w:t>
       </w:r>
+      <w:proofErr w:type="spellEnd"/>
       <w:r>
         <w:t xml:space="preserve"> – </w:t>
       </w:r>
@@ -4706,12 +5149,14 @@
         <w:spacing w:line="360" w:lineRule="auto"/>
         <w:ind w:left="1069"/>
       </w:pPr>
+      <w:proofErr w:type="spellStart"/>
       <w:r>
         <w:rPr>
           <w:lang w:val="en-US"/>
         </w:rPr>
         <w:t>RequestId</w:t>
       </w:r>
+      <w:proofErr w:type="spellEnd"/>
       <w:r>
         <w:t xml:space="preserve"> - </w:t>
       </w:r>
@@ -4741,8 +5186,13 @@
         </w:rPr>
         <w:t>R</w:t>
       </w:r>
-      <w:r>
-        <w:t>ejectionReason - Причина отказа (если есть);</w:t>
+      <w:proofErr w:type="spellStart"/>
+      <w:r>
+        <w:t>ejectionReason</w:t>
+      </w:r>
+      <w:proofErr w:type="spellEnd"/>
+      <w:r>
+        <w:t xml:space="preserve"> - Причина отказа (если есть);</w:t>
       </w:r>
     </w:p>
     <w:p>
@@ -4761,21 +5211,53 @@
         </w:rPr>
         <w:t>P</w:t>
       </w:r>
+      <w:proofErr w:type="spellStart"/>
       <w:r>
         <w:t>rocess</w:t>
       </w:r>
+      <w:proofErr w:type="spellEnd"/>
       <w:r>
         <w:rPr>
           <w:lang w:val="en-US"/>
         </w:rPr>
         <w:t xml:space="preserve"> - </w:t>
       </w:r>
-      <w:r>
-        <w:rPr>
-          <w:lang w:val="en-US"/>
-        </w:rPr>
-        <w:t>Время обработки запроса</w:t>
-      </w:r>
+      <w:proofErr w:type="spellStart"/>
+      <w:r>
+        <w:rPr>
+          <w:lang w:val="en-US"/>
+        </w:rPr>
+        <w:t>Время</w:t>
+      </w:r>
+      <w:proofErr w:type="spellEnd"/>
+      <w:r>
+        <w:rPr>
+          <w:lang w:val="en-US"/>
+        </w:rPr>
+        <w:t xml:space="preserve"> </w:t>
+      </w:r>
+      <w:proofErr w:type="spellStart"/>
+      <w:r>
+        <w:rPr>
+          <w:lang w:val="en-US"/>
+        </w:rPr>
+        <w:t>обработки</w:t>
+      </w:r>
+      <w:proofErr w:type="spellEnd"/>
+      <w:r>
+        <w:rPr>
+          <w:lang w:val="en-US"/>
+        </w:rPr>
+        <w:t xml:space="preserve"> </w:t>
+      </w:r>
+      <w:proofErr w:type="spellStart"/>
+      <w:r>
+        <w:rPr>
+          <w:lang w:val="en-US"/>
+        </w:rPr>
+        <w:t>запроса</w:t>
+      </w:r>
+      <w:proofErr w:type="spellEnd"/>
       <w:r>
         <w:rPr>
           <w:lang w:val="en-US"/>
@@ -4799,8 +5281,13 @@
         </w:rPr>
         <w:t>V</w:t>
       </w:r>
-      <w:r>
-        <w:t>alue - На сколько месяцев абонемент (</w:t>
+      <w:proofErr w:type="spellStart"/>
+      <w:r>
+        <w:t>alue</w:t>
+      </w:r>
+      <w:proofErr w:type="spellEnd"/>
+      <w:r>
+        <w:t xml:space="preserve"> - На сколько месяцев абонемент (</w:t>
       </w:r>
       <w:r>
         <w:t>Минимум на 1 месяц, максимум на 12 месяцев);</w:t>
@@ -4822,9 +5309,11 @@
         </w:rPr>
         <w:t>V</w:t>
       </w:r>
+      <w:proofErr w:type="spellStart"/>
       <w:r>
         <w:t>isitsHall</w:t>
       </w:r>
+      <w:proofErr w:type="spellEnd"/>
       <w:r>
         <w:t xml:space="preserve"> - </w:t>
       </w:r>
@@ -4851,9 +5340,11 @@
         </w:rPr>
         <w:t>S</w:t>
       </w:r>
+      <w:proofErr w:type="spellStart"/>
       <w:r>
         <w:t>ubscriptionActivation</w:t>
       </w:r>
+      <w:proofErr w:type="spellEnd"/>
       <w:r>
         <w:t xml:space="preserve"> - </w:t>
       </w:r>
@@ -4880,9 +5371,11 @@
         </w:rPr>
         <w:t>E</w:t>
       </w:r>
+      <w:proofErr w:type="spellStart"/>
       <w:r>
         <w:t>ndOfSubscription</w:t>
       </w:r>
+      <w:proofErr w:type="spellEnd"/>
       <w:r>
         <w:t xml:space="preserve"> - </w:t>
       </w:r>
@@ -4903,7 +5396,8 @@
         <w:jc w:val="center"/>
         <w:outlineLvl w:val="1"/>
       </w:pPr>
-      <w:bookmarkStart w:id="6" w:name="_Toc232103901"/>
+      <w:bookmarkStart w:id="5" w:name="_Toc232103901"/>
+      <w:proofErr w:type="spellStart"/>
       <w:r>
         <w:t>ButtonRe</w:t>
       </w:r>
@@ -4913,26 +5407,58 @@
         </w:rPr>
         <w:t>sponse</w:t>
       </w:r>
-      <w:bookmarkEnd w:id="6"/>
+      <w:bookmarkEnd w:id="5"/>
+      <w:proofErr w:type="spellEnd"/>
     </w:p>
     <w:p>
       <w:pPr>
         <w:pStyle w:val="ab"/>
         <w:spacing w:line="360" w:lineRule="auto"/>
       </w:pPr>
+      <w:proofErr w:type="spellStart"/>
       <w:r>
         <w:lastRenderedPageBreak/>
-        <w:t>ButtonResponse – это DTO (Data Transfer Object) для ответа сервера клиенту после нажатия кнопки продления абонемента.</w:t>
+        <w:t>ButtonResponse</w:t>
+      </w:r>
+      <w:proofErr w:type="spellEnd"/>
+      <w:r>
+        <w:t xml:space="preserve"> – это DTO (</w:t>
+      </w:r>
+      <w:proofErr w:type="spellStart"/>
+      <w:r>
+        <w:t>Data</w:t>
+      </w:r>
+      <w:proofErr w:type="spellEnd"/>
+      <w:r>
+        <w:t xml:space="preserve"> </w:t>
+      </w:r>
+      <w:proofErr w:type="spellStart"/>
+      <w:r>
+        <w:t>Transfer</w:t>
+      </w:r>
+      <w:proofErr w:type="spellEnd"/>
+      <w:r>
+        <w:t xml:space="preserve"> </w:t>
+      </w:r>
+      <w:proofErr w:type="spellStart"/>
+      <w:r>
+        <w:t>Object</w:t>
+      </w:r>
+      <w:proofErr w:type="spellEnd"/>
+      <w:r>
+        <w:t>) для ответа сервера клиенту после нажатия кнопки продления абонемента.</w:t>
       </w:r>
       <w:r>
         <w:t xml:space="preserve"> Использует те же поля, что и </w:t>
       </w:r>
+      <w:proofErr w:type="spellStart"/>
       <w:r>
         <w:rPr>
           <w:lang w:val="en-US"/>
         </w:rPr>
         <w:t>ButtonRequest</w:t>
       </w:r>
+      <w:proofErr w:type="spellEnd"/>
       <w:r>
         <w:t xml:space="preserve">. </w:t>
       </w:r>
@@ -5031,7 +5557,35 @@
         <w:rPr>
           <w:lang w:val="en-US"/>
         </w:rPr>
-        <w:t xml:space="preserve"> JSON (collectionRelation = "button", itemRelation = "button");</w:t>
+        <w:t xml:space="preserve"> JSON (</w:t>
+      </w:r>
+      <w:proofErr w:type="spellStart"/>
+      <w:r>
+        <w:rPr>
+          <w:lang w:val="en-US"/>
+        </w:rPr>
+        <w:t>collectionRelation</w:t>
+      </w:r>
+      <w:proofErr w:type="spellEnd"/>
+      <w:r>
+        <w:rPr>
+          <w:lang w:val="en-US"/>
+        </w:rPr>
+        <w:t xml:space="preserve"> = "button", </w:t>
+      </w:r>
+      <w:proofErr w:type="spellStart"/>
+      <w:r>
+        <w:rPr>
+          <w:lang w:val="en-US"/>
+        </w:rPr>
+        <w:t>itemRelation</w:t>
+      </w:r>
+      <w:proofErr w:type="spellEnd"/>
+      <w:r>
+        <w:rPr>
+          <w:lang w:val="en-US"/>
+        </w:rPr>
+        <w:t xml:space="preserve"> = "button");</w:t>
       </w:r>
     </w:p>
     <w:p>
@@ -5047,12 +5601,14 @@
       <w:r>
         <w:t>@</w:t>
       </w:r>
+      <w:proofErr w:type="spellStart"/>
       <w:r>
         <w:rPr>
           <w:lang w:val="en-US"/>
         </w:rPr>
         <w:t>JsonInclude</w:t>
       </w:r>
+      <w:proofErr w:type="spellEnd"/>
       <w:r>
         <w:t>(</w:t>
       </w:r>
@@ -5116,10 +5672,36 @@
         <w:ind w:left="1069"/>
       </w:pPr>
       <w:r>
-        <w:t>@EqualsAndHash</w:t>
-      </w:r>
-      <w:r>
-        <w:t xml:space="preserve">Code(callSuper = false)-  </w:t>
+        <w:t>@</w:t>
+      </w:r>
+      <w:proofErr w:type="spellStart"/>
+      <w:proofErr w:type="gramStart"/>
+      <w:r>
+        <w:t>EqualsAndHash</w:t>
+      </w:r>
+      <w:r>
+        <w:t>Code</w:t>
+      </w:r>
+      <w:proofErr w:type="spellEnd"/>
+      <w:r>
+        <w:t>(</w:t>
+      </w:r>
+      <w:proofErr w:type="spellStart"/>
+      <w:proofErr w:type="gramEnd"/>
+      <w:r>
+        <w:t>callSuper</w:t>
+      </w:r>
+      <w:proofErr w:type="spellEnd"/>
+      <w:r>
+        <w:t xml:space="preserve"> = </w:t>
+      </w:r>
+      <w:proofErr w:type="spellStart"/>
+      <w:r>
+        <w:t>false</w:t>
+      </w:r>
+      <w:proofErr w:type="spellEnd"/>
+      <w:r>
+        <w:t xml:space="preserve">)-  </w:t>
       </w:r>
       <w:r>
         <w:t>Игнорирует HATEOAS-ссылки при сравнении объектов</w:t>
@@ -5135,20 +5717,24 @@
         <w:jc w:val="center"/>
         <w:outlineLvl w:val="1"/>
       </w:pPr>
-      <w:bookmarkStart w:id="7" w:name="_Toc232103902"/>
+      <w:bookmarkStart w:id="6" w:name="_Toc232103902"/>
+      <w:proofErr w:type="spellStart"/>
       <w:r>
         <w:t>Update</w:t>
       </w:r>
+      <w:proofErr w:type="spellEnd"/>
       <w:r>
         <w:rPr>
           <w:lang w:val="en-US"/>
         </w:rPr>
         <w:t>Button</w:t>
       </w:r>
+      <w:proofErr w:type="spellStart"/>
       <w:r>
         <w:t>Request</w:t>
       </w:r>
-      <w:bookmarkEnd w:id="7"/>
+      <w:bookmarkEnd w:id="6"/>
+      <w:proofErr w:type="spellEnd"/>
     </w:p>
     <w:p>
       <w:pPr>
@@ -5156,7 +5742,15 @@
         <w:spacing w:line="360" w:lineRule="auto"/>
       </w:pPr>
       <w:r>
-        <w:t>Заменяет все поля кнопки целиком. Пользователь (userId) не меняется – он остается привязанным к той же кнопке.</w:t>
+        <w:t>Заменяет все поля кнопки целиком. Пользователь (</w:t>
+      </w:r>
+      <w:proofErr w:type="spellStart"/>
+      <w:r>
+        <w:t>userId</w:t>
+      </w:r>
+      <w:proofErr w:type="spellEnd"/>
+      <w:r>
+        <w:t>) не меняется – он остается привязанным к той же кнопке.</w:t>
       </w:r>
     </w:p>
     <w:p>
@@ -5178,8 +5772,13 @@
         <w:spacing w:line="360" w:lineRule="auto"/>
         <w:ind w:left="1069"/>
       </w:pPr>
-      <w:r>
-        <w:t>value – на сколько месяцев абонемент (1-12)</w:t>
+      <w:proofErr w:type="spellStart"/>
+      <w:r>
+        <w:t>value</w:t>
+      </w:r>
+      <w:proofErr w:type="spellEnd"/>
+      <w:r>
+        <w:t xml:space="preserve"> – на сколько месяцев абонемент (1-12)</w:t>
       </w:r>
       <w:r>
         <w:t>;</w:t>
@@ -5195,8 +5794,13 @@
         <w:spacing w:line="360" w:lineRule="auto"/>
         <w:ind w:left="1069"/>
       </w:pPr>
-      <w:r>
-        <w:t>visitsHall – количество посещений</w:t>
+      <w:proofErr w:type="spellStart"/>
+      <w:r>
+        <w:t>visitsHall</w:t>
+      </w:r>
+      <w:proofErr w:type="spellEnd"/>
+      <w:r>
+        <w:t xml:space="preserve"> – количество посещений</w:t>
       </w:r>
       <w:r>
         <w:rPr>
@@ -5215,8 +5819,13 @@
         <w:spacing w:line="360" w:lineRule="auto"/>
         <w:ind w:left="1069"/>
       </w:pPr>
-      <w:r>
-        <w:t>subscriptionActivation – дата активации</w:t>
+      <w:proofErr w:type="spellStart"/>
+      <w:r>
+        <w:t>subscriptionActivation</w:t>
+      </w:r>
+      <w:proofErr w:type="spellEnd"/>
+      <w:r>
+        <w:t xml:space="preserve"> – дата активации</w:t>
       </w:r>
       <w:r>
         <w:rPr>
@@ -5235,8 +5844,13 @@
         <w:spacing w:line="360" w:lineRule="auto"/>
         <w:ind w:left="1069"/>
       </w:pPr>
-      <w:r>
-        <w:t>endOfSubscription – дата окончания</w:t>
+      <w:proofErr w:type="spellStart"/>
+      <w:r>
+        <w:t>endOfSubscription</w:t>
+      </w:r>
+      <w:proofErr w:type="spellEnd"/>
+      <w:r>
+        <w:t xml:space="preserve"> – дата окончания</w:t>
       </w:r>
       <w:r>
         <w:rPr>
@@ -5252,19 +5866,26 @@
         <w:jc w:val="center"/>
         <w:outlineLvl w:val="1"/>
       </w:pPr>
-      <w:bookmarkStart w:id="8" w:name="_Toc232103903"/>
+      <w:bookmarkStart w:id="7" w:name="_Toc232103903"/>
+      <w:proofErr w:type="spellStart"/>
       <w:r>
         <w:t>PatchButtonRequest</w:t>
       </w:r>
-      <w:bookmarkEnd w:id="8"/>
+      <w:bookmarkEnd w:id="7"/>
+      <w:proofErr w:type="spellEnd"/>
     </w:p>
     <w:p>
       <w:pPr>
         <w:pStyle w:val="ab"/>
         <w:spacing w:line="360" w:lineRule="auto"/>
       </w:pPr>
-      <w:r>
-        <w:t>PatchButtonRequest – DTO для частичного обновления кнопки (PATCH). Все поля опциональны.</w:t>
+      <w:proofErr w:type="spellStart"/>
+      <w:r>
+        <w:t>PatchButtonRequest</w:t>
+      </w:r>
+      <w:proofErr w:type="spellEnd"/>
+      <w:r>
+        <w:t xml:space="preserve"> – DTO для частичного обновления кнопки (PATCH). Все поля опциональны.</w:t>
       </w:r>
     </w:p>
     <w:p>
@@ -5274,7 +5895,8 @@
         <w:jc w:val="center"/>
         <w:outlineLvl w:val="1"/>
       </w:pPr>
-      <w:bookmarkStart w:id="9" w:name="_Toc232103904"/>
+      <w:bookmarkStart w:id="8" w:name="_Toc232103904"/>
+      <w:proofErr w:type="spellStart"/>
       <w:r>
         <w:rPr>
           <w:lang w:val="en-US"/>
@@ -5287,7 +5909,8 @@
         </w:rPr>
         <w:t>Request</w:t>
       </w:r>
-      <w:bookmarkEnd w:id="9"/>
+      <w:bookmarkEnd w:id="8"/>
+      <w:proofErr w:type="spellEnd"/>
     </w:p>
     <w:p>
       <w:pPr>
@@ -5337,7 +5960,36 @@
         <w:t xml:space="preserve"> конструкторы, геттеры, </w:t>
       </w:r>
       <w:r>
-        <w:t>методы equals(), hashCode() и toString().</w:t>
+        <w:t xml:space="preserve">методы </w:t>
+      </w:r>
+      <w:proofErr w:type="spellStart"/>
+      <w:proofErr w:type="gramStart"/>
+      <w:r>
+        <w:t>equals</w:t>
+      </w:r>
+      <w:proofErr w:type="spellEnd"/>
+      <w:r>
+        <w:t>(</w:t>
+      </w:r>
+      <w:proofErr w:type="gramEnd"/>
+      <w:r>
+        <w:t xml:space="preserve">), </w:t>
+      </w:r>
+      <w:proofErr w:type="spellStart"/>
+      <w:r>
+        <w:t>hashCode</w:t>
+      </w:r>
+      <w:proofErr w:type="spellEnd"/>
+      <w:r>
+        <w:t xml:space="preserve">() и </w:t>
+      </w:r>
+      <w:proofErr w:type="spellStart"/>
+      <w:r>
+        <w:t>toString</w:t>
+      </w:r>
+      <w:proofErr w:type="spellEnd"/>
+      <w:r>
+        <w:t>().</w:t>
       </w:r>
     </w:p>
     <w:p>
@@ -5353,10 +6005,42 @@
         <w:t>Класс использует</w:t>
       </w:r>
       <w:r>
-        <w:t xml:space="preserve"> кастомные аннотации валидации: </w:t>
-      </w:r>
-      <w:r>
-        <w:t>@ValidVisitsHall – валидирует корректность количества посещений</w:t>
+        <w:t xml:space="preserve"> </w:t>
+      </w:r>
+      <w:proofErr w:type="spellStart"/>
+      <w:r>
+        <w:t>кастомные</w:t>
+      </w:r>
+      <w:proofErr w:type="spellEnd"/>
+      <w:r>
+        <w:t xml:space="preserve"> аннотации </w:t>
+      </w:r>
+      <w:proofErr w:type="spellStart"/>
+      <w:r>
+        <w:t>валидации</w:t>
+      </w:r>
+      <w:proofErr w:type="spellEnd"/>
+      <w:r>
+        <w:t xml:space="preserve">: </w:t>
+      </w:r>
+      <w:r>
+        <w:t>@</w:t>
+      </w:r>
+      <w:proofErr w:type="spellStart"/>
+      <w:r>
+        <w:t>ValidVisitsHall</w:t>
+      </w:r>
+      <w:proofErr w:type="spellEnd"/>
+      <w:r>
+        <w:t xml:space="preserve"> – </w:t>
+      </w:r>
+      <w:proofErr w:type="spellStart"/>
+      <w:r>
+        <w:t>валидирует</w:t>
+      </w:r>
+      <w:proofErr w:type="spellEnd"/>
+      <w:r>
+        <w:t xml:space="preserve"> корректность количества посещений</w:t>
       </w:r>
       <w:r>
         <w:t>.</w:t>
@@ -5394,17 +6078,45 @@
       <w:r>
         <w:t>@</w:t>
       </w:r>
+      <w:proofErr w:type="spellStart"/>
       <w:r>
         <w:rPr>
           <w:lang w:val="en-US"/>
         </w:rPr>
         <w:t>NotBlank</w:t>
       </w:r>
+      <w:proofErr w:type="spellEnd"/>
       <w:r>
         <w:t xml:space="preserve"> </w:t>
       </w:r>
       <w:r>
-        <w:t xml:space="preserve">для того, чтобы проверить то, что строка не пустая и не состоит из пробелов. @Size(min, max) - </w:t>
+        <w:t>для того, чтобы проверить то, что строка не пустая и не состоит из пробелов. @</w:t>
+      </w:r>
+      <w:proofErr w:type="spellStart"/>
+      <w:proofErr w:type="gramStart"/>
+      <w:r>
+        <w:t>Size</w:t>
+      </w:r>
+      <w:proofErr w:type="spellEnd"/>
+      <w:r>
+        <w:t>(</w:t>
+      </w:r>
+      <w:proofErr w:type="spellStart"/>
+      <w:proofErr w:type="gramEnd"/>
+      <w:r>
+        <w:t>min</w:t>
+      </w:r>
+      <w:proofErr w:type="spellEnd"/>
+      <w:r>
+        <w:t xml:space="preserve">, </w:t>
+      </w:r>
+      <w:proofErr w:type="spellStart"/>
+      <w:r>
+        <w:t>max</w:t>
+      </w:r>
+      <w:proofErr w:type="spellEnd"/>
+      <w:r>
+        <w:t xml:space="preserve">) - </w:t>
       </w:r>
       <w:r>
         <w:t>Проверяет длину строки</w:t>
@@ -5438,9 +6150,11 @@
         </w:rPr>
         <w:t>F</w:t>
       </w:r>
+      <w:proofErr w:type="spellStart"/>
       <w:r>
         <w:t>irstName</w:t>
       </w:r>
+      <w:proofErr w:type="spellEnd"/>
       <w:r>
         <w:t xml:space="preserve"> – </w:t>
       </w:r>
@@ -5476,9 +6190,11 @@
         </w:rPr>
         <w:t>L</w:t>
       </w:r>
+      <w:proofErr w:type="spellStart"/>
       <w:r>
         <w:t>astName</w:t>
       </w:r>
+      <w:proofErr w:type="spellEnd"/>
       <w:r>
         <w:t xml:space="preserve"> - </w:t>
       </w:r>
@@ -5508,14 +6224,21 @@
         </w:rPr>
         <w:t>E</w:t>
       </w:r>
+      <w:proofErr w:type="spellStart"/>
       <w:r>
         <w:t>mail</w:t>
       </w:r>
+      <w:proofErr w:type="spellEnd"/>
       <w:r>
         <w:t xml:space="preserve">- </w:t>
       </w:r>
-      <w:r>
-        <w:t xml:space="preserve">Email пользователя. </w:t>
+      <w:proofErr w:type="spellStart"/>
+      <w:r>
+        <w:t>Email</w:t>
+      </w:r>
+      <w:proofErr w:type="spellEnd"/>
+      <w:r>
+        <w:t xml:space="preserve"> пользователя. </w:t>
       </w:r>
       <w:r>
         <w:t>Не может быть длиной больше 255 символов</w:t>
@@ -5540,9 +6263,11 @@
         </w:rPr>
         <w:t>V</w:t>
       </w:r>
+      <w:proofErr w:type="spellStart"/>
       <w:r>
         <w:t>isitsHall</w:t>
       </w:r>
+      <w:proofErr w:type="spellEnd"/>
       <w:r>
         <w:t xml:space="preserve"> - </w:t>
       </w:r>
@@ -5569,9 +6294,11 @@
         </w:rPr>
         <w:t>S</w:t>
       </w:r>
+      <w:proofErr w:type="spellStart"/>
       <w:r>
         <w:t>ubscriptionActivation</w:t>
       </w:r>
+      <w:proofErr w:type="spellEnd"/>
       <w:r>
         <w:t xml:space="preserve"> - </w:t>
       </w:r>
@@ -5598,9 +6325,11 @@
         </w:rPr>
         <w:t>E</w:t>
       </w:r>
+      <w:proofErr w:type="spellStart"/>
       <w:r>
         <w:t>ndOfSubscription</w:t>
       </w:r>
+      <w:proofErr w:type="spellEnd"/>
       <w:r>
         <w:t xml:space="preserve"> - </w:t>
       </w:r>
@@ -5630,8 +6359,13 @@
         </w:rPr>
         <w:t>N</w:t>
       </w:r>
-      <w:r>
-        <w:t>umberPhone - Номер телефона</w:t>
+      <w:proofErr w:type="spellStart"/>
+      <w:r>
+        <w:t>umberPhone</w:t>
+      </w:r>
+      <w:proofErr w:type="spellEnd"/>
+      <w:r>
+        <w:t xml:space="preserve"> - Номер телефона</w:t>
       </w:r>
       <w:r>
         <w:t xml:space="preserve">. Не может быть пустым, минимальная длина 11 символов, максимальная 12. </w:t>
@@ -5643,11 +6377,9 @@
         <w:spacing w:line="480" w:lineRule="auto"/>
         <w:jc w:val="center"/>
         <w:outlineLvl w:val="1"/>
-        <w:rPr>
-          <w:lang w:val="en-US"/>
-        </w:rPr>
-      </w:pPr>
-      <w:bookmarkStart w:id="10" w:name="_Toc232103905"/>
+      </w:pPr>
+      <w:bookmarkStart w:id="9" w:name="_Toc232103905"/>
+      <w:proofErr w:type="spellStart"/>
       <w:r>
         <w:rPr>
           <w:lang w:val="en-US"/>
@@ -5666,13 +6398,15 @@
         </w:rPr>
         <w:t>sponse</w:t>
       </w:r>
-      <w:bookmarkEnd w:id="10"/>
+      <w:bookmarkEnd w:id="9"/>
+      <w:proofErr w:type="spellEnd"/>
     </w:p>
     <w:p>
       <w:pPr>
         <w:pStyle w:val="ab"/>
         <w:spacing w:line="360" w:lineRule="auto"/>
       </w:pPr>
+      <w:proofErr w:type="spellStart"/>
       <w:r>
         <w:rPr>
           <w:lang w:val="en-US"/>
@@ -5685,6 +6419,7 @@
         </w:rPr>
         <w:t>Response</w:t>
       </w:r>
+      <w:proofErr w:type="spellEnd"/>
       <w:r>
         <w:t xml:space="preserve"> – это </w:t>
       </w:r>
@@ -5739,12 +6474,14 @@
       <w:r>
         <w:t xml:space="preserve">Использует те же поля, что и </w:t>
       </w:r>
+      <w:proofErr w:type="spellStart"/>
       <w:r>
         <w:rPr>
           <w:lang w:val="en-US"/>
         </w:rPr>
         <w:t>UserRequest</w:t>
       </w:r>
+      <w:proofErr w:type="spellEnd"/>
       <w:r>
         <w:t xml:space="preserve">, </w:t>
       </w:r>
@@ -5769,12 +6506,14 @@
       <w:r>
         <w:t xml:space="preserve">уникальный номер пользователя и </w:t>
       </w:r>
+      <w:proofErr w:type="spellStart"/>
       <w:r>
         <w:rPr>
           <w:lang w:val="en-US"/>
         </w:rPr>
         <w:t>fullname</w:t>
       </w:r>
+      <w:proofErr w:type="spellEnd"/>
       <w:r>
         <w:t xml:space="preserve"> </w:t>
       </w:r>
@@ -5793,8 +6532,21 @@
       <w:r>
         <w:t xml:space="preserve">Используется класс </w:t>
       </w:r>
-      <w:r>
-        <w:t>RepresentationModel&lt;UserResponse&gt;</w:t>
+      <w:proofErr w:type="spellStart"/>
+      <w:r>
+        <w:t>RepresentationModel</w:t>
+      </w:r>
+      <w:proofErr w:type="spellEnd"/>
+      <w:r>
+        <w:t>&lt;</w:t>
+      </w:r>
+      <w:proofErr w:type="spellStart"/>
+      <w:r>
+        <w:t>UserResponse</w:t>
+      </w:r>
+      <w:proofErr w:type="spellEnd"/>
+      <w:r>
+        <w:t>&gt;</w:t>
       </w:r>
       <w:r>
         <w:t>, который добавляет гиперссылки в ответ.</w:t>
@@ -5849,6 +6601,7 @@
       <w:r>
         <w:t>@</w:t>
       </w:r>
+      <w:proofErr w:type="gramStart"/>
       <w:r>
         <w:rPr>
           <w:lang w:val="en-US"/>
@@ -5858,12 +6611,15 @@
       <w:r>
         <w:t>(</w:t>
       </w:r>
+      <w:proofErr w:type="spellStart"/>
+      <w:proofErr w:type="gramEnd"/>
       <w:r>
         <w:rPr>
           <w:lang w:val="en-US"/>
         </w:rPr>
         <w:t>collectionRelation</w:t>
       </w:r>
+      <w:proofErr w:type="spellEnd"/>
       <w:r>
         <w:t xml:space="preserve"> = "</w:t>
       </w:r>
@@ -5876,12 +6632,14 @@
       <w:r>
         <w:t xml:space="preserve">", </w:t>
       </w:r>
+      <w:proofErr w:type="spellStart"/>
       <w:r>
         <w:rPr>
           <w:lang w:val="en-US"/>
         </w:rPr>
         <w:t>itemRelation</w:t>
       </w:r>
+      <w:proofErr w:type="spellEnd"/>
       <w:r>
         <w:t xml:space="preserve"> = "</w:t>
       </w:r>
@@ -5917,12 +6675,14 @@
       <w:r>
         <w:t>@</w:t>
       </w:r>
+      <w:proofErr w:type="spellStart"/>
       <w:r>
         <w:rPr>
           <w:lang w:val="en-US"/>
         </w:rPr>
         <w:t>JsonInclude</w:t>
       </w:r>
+      <w:proofErr w:type="spellEnd"/>
       <w:r>
         <w:t>(</w:t>
       </w:r>
@@ -5986,10 +6746,36 @@
         <w:ind w:left="1069"/>
       </w:pPr>
       <w:r>
-        <w:t>@EqualsAndHash</w:t>
-      </w:r>
-      <w:r>
-        <w:t xml:space="preserve">Code(callSuper = false)-  </w:t>
+        <w:t>@</w:t>
+      </w:r>
+      <w:proofErr w:type="spellStart"/>
+      <w:proofErr w:type="gramStart"/>
+      <w:r>
+        <w:t>EqualsAndHash</w:t>
+      </w:r>
+      <w:r>
+        <w:t>Code</w:t>
+      </w:r>
+      <w:proofErr w:type="spellEnd"/>
+      <w:r>
+        <w:t>(</w:t>
+      </w:r>
+      <w:proofErr w:type="spellStart"/>
+      <w:proofErr w:type="gramEnd"/>
+      <w:r>
+        <w:t>callSuper</w:t>
+      </w:r>
+      <w:proofErr w:type="spellEnd"/>
+      <w:r>
+        <w:t xml:space="preserve"> = </w:t>
+      </w:r>
+      <w:proofErr w:type="spellStart"/>
+      <w:r>
+        <w:t>false</w:t>
+      </w:r>
+      <w:proofErr w:type="spellEnd"/>
+      <w:r>
+        <w:t xml:space="preserve">)-  </w:t>
       </w:r>
       <w:r>
         <w:t>Игнорирует HATEOAS-ссылки при сравнении объектов</w:t>
@@ -6005,29 +6791,49 @@
         <w:jc w:val="center"/>
         <w:outlineLvl w:val="1"/>
       </w:pPr>
-      <w:bookmarkStart w:id="11" w:name="_Toc232103906"/>
+      <w:bookmarkStart w:id="10" w:name="_Toc232103906"/>
+      <w:proofErr w:type="spellStart"/>
       <w:r>
         <w:rPr>
           <w:lang w:val="en-US"/>
         </w:rPr>
         <w:t>UserFilter</w:t>
       </w:r>
-      <w:bookmarkEnd w:id="11"/>
+      <w:bookmarkEnd w:id="10"/>
+      <w:proofErr w:type="spellEnd"/>
     </w:p>
     <w:p>
       <w:pPr>
         <w:pStyle w:val="ab"/>
         <w:spacing w:line="360" w:lineRule="auto"/>
       </w:pPr>
-      <w:r>
-        <w:t>UserFilter – это DTO для передачи параметров фильтрации пользователей по имени и фамилии.</w:t>
+      <w:proofErr w:type="spellStart"/>
+      <w:r>
+        <w:t>UserFilter</w:t>
+      </w:r>
+      <w:proofErr w:type="spellEnd"/>
+      <w:r>
+        <w:t xml:space="preserve"> – это DTO для передачи параметров фильтрации пользователей по имени и фамилии.</w:t>
       </w:r>
       <w:r>
         <w:t xml:space="preserve"> </w:t>
       </w:r>
       <w:r>
-        <w:t>Используется для фильтрации списка пользователей при вызове GET /api/users</w:t>
-      </w:r>
+        <w:t>Используется для фильтрации списка пользователей при вызове GET /</w:t>
+      </w:r>
+      <w:proofErr w:type="spellStart"/>
+      <w:r>
+        <w:t>api</w:t>
+      </w:r>
+      <w:proofErr w:type="spellEnd"/>
+      <w:r>
+        <w:t>/</w:t>
+      </w:r>
+      <w:proofErr w:type="spellStart"/>
+      <w:r>
+        <w:t>users</w:t>
+      </w:r>
+      <w:proofErr w:type="spellEnd"/>
       <w:r>
         <w:t>.</w:t>
       </w:r>
@@ -6051,8 +6857,13 @@
         <w:spacing w:line="360" w:lineRule="auto"/>
         <w:ind w:left="1069"/>
       </w:pPr>
-      <w:r>
-        <w:t xml:space="preserve">firstName - </w:t>
+      <w:proofErr w:type="spellStart"/>
+      <w:r>
+        <w:t>firstName</w:t>
+      </w:r>
+      <w:proofErr w:type="spellEnd"/>
+      <w:r>
+        <w:t xml:space="preserve"> - </w:t>
       </w:r>
       <w:r>
         <w:t>Фильтр по имени пользователя</w:t>
@@ -6071,8 +6882,13 @@
         <w:spacing w:line="360" w:lineRule="auto"/>
         <w:ind w:left="1069"/>
       </w:pPr>
-      <w:r>
-        <w:t xml:space="preserve">lastName - </w:t>
+      <w:proofErr w:type="spellStart"/>
+      <w:r>
+        <w:t>lastName</w:t>
+      </w:r>
+      <w:proofErr w:type="spellEnd"/>
+      <w:r>
+        <w:t xml:space="preserve"> - </w:t>
       </w:r>
       <w:r>
         <w:t>Фильтр по фамилии пользователя</w:t>
@@ -6101,7 +6917,15 @@
         <w:ind w:left="1069"/>
       </w:pPr>
       <w:r>
-        <w:t xml:space="preserve">@Getter - </w:t>
+        <w:t>@</w:t>
+      </w:r>
+      <w:proofErr w:type="spellStart"/>
+      <w:r>
+        <w:t>Getter</w:t>
+      </w:r>
+      <w:proofErr w:type="spellEnd"/>
+      <w:r>
+        <w:t xml:space="preserve"> - </w:t>
       </w:r>
       <w:r>
         <w:t>Генерация геттеров</w:t>
@@ -6121,10 +6945,26 @@
         <w:ind w:left="1069"/>
       </w:pPr>
       <w:r>
-        <w:t xml:space="preserve">@Builder - </w:t>
-      </w:r>
-      <w:r>
-        <w:t>Паттерн Builder для удобного создания</w:t>
+        <w:t>@</w:t>
+      </w:r>
+      <w:proofErr w:type="spellStart"/>
+      <w:r>
+        <w:t>Builder</w:t>
+      </w:r>
+      <w:proofErr w:type="spellEnd"/>
+      <w:r>
+        <w:t xml:space="preserve"> - </w:t>
+      </w:r>
+      <w:r>
+        <w:t xml:space="preserve">Паттерн </w:t>
+      </w:r>
+      <w:proofErr w:type="spellStart"/>
+      <w:r>
+        <w:t>Builder</w:t>
+      </w:r>
+      <w:proofErr w:type="spellEnd"/>
+      <w:r>
+        <w:t xml:space="preserve"> для удобного создания</w:t>
       </w:r>
       <w:r>
         <w:t>;</w:t>
@@ -6141,10 +6981,34 @@
         <w:ind w:left="1069"/>
       </w:pPr>
       <w:r>
-        <w:t xml:space="preserve">@NoArgsConstructor - </w:t>
-      </w:r>
-      <w:r>
-        <w:t>Пустой конструктор (для Spring/Jackson)</w:t>
+        <w:t>@</w:t>
+      </w:r>
+      <w:proofErr w:type="spellStart"/>
+      <w:r>
+        <w:t>NoArgsConstructor</w:t>
+      </w:r>
+      <w:proofErr w:type="spellEnd"/>
+      <w:r>
+        <w:t xml:space="preserve"> - </w:t>
+      </w:r>
+      <w:r>
+        <w:t xml:space="preserve">Пустой конструктор (для </w:t>
+      </w:r>
+      <w:proofErr w:type="spellStart"/>
+      <w:r>
+        <w:t>Spring</w:t>
+      </w:r>
+      <w:proofErr w:type="spellEnd"/>
+      <w:r>
+        <w:t>/</w:t>
+      </w:r>
+      <w:proofErr w:type="spellStart"/>
+      <w:r>
+        <w:t>Jackson</w:t>
+      </w:r>
+      <w:proofErr w:type="spellEnd"/>
+      <w:r>
+        <w:t>)</w:t>
       </w:r>
       <w:r>
         <w:t>;</w:t>
@@ -6161,7 +7025,15 @@
         <w:ind w:left="1069"/>
       </w:pPr>
       <w:r>
-        <w:t xml:space="preserve">@AllArgsConstructor - </w:t>
+        <w:t>@</w:t>
+      </w:r>
+      <w:proofErr w:type="spellStart"/>
+      <w:r>
+        <w:t>AllArgsConstructor</w:t>
+      </w:r>
+      <w:proofErr w:type="spellEnd"/>
+      <w:r>
+        <w:t xml:space="preserve"> - </w:t>
       </w:r>
       <w:r>
         <w:t>Конструктор со всеми полями</w:t>
@@ -6181,10 +7053,36 @@
         <w:ind w:left="1069"/>
       </w:pPr>
       <w:r>
-        <w:t>@Equal</w:t>
-      </w:r>
-      <w:r>
-        <w:t xml:space="preserve">sAndHashCode(callSuper = false) - </w:t>
+        <w:t>@</w:t>
+      </w:r>
+      <w:proofErr w:type="spellStart"/>
+      <w:proofErr w:type="gramStart"/>
+      <w:r>
+        <w:t>Equal</w:t>
+      </w:r>
+      <w:r>
+        <w:t>sAndHashCode</w:t>
+      </w:r>
+      <w:proofErr w:type="spellEnd"/>
+      <w:r>
+        <w:t>(</w:t>
+      </w:r>
+      <w:proofErr w:type="spellStart"/>
+      <w:proofErr w:type="gramEnd"/>
+      <w:r>
+        <w:t>callSuper</w:t>
+      </w:r>
+      <w:proofErr w:type="spellEnd"/>
+      <w:r>
+        <w:t xml:space="preserve"> = </w:t>
+      </w:r>
+      <w:proofErr w:type="spellStart"/>
+      <w:r>
+        <w:t>false</w:t>
+      </w:r>
+      <w:proofErr w:type="spellEnd"/>
+      <w:r>
+        <w:t xml:space="preserve">) - </w:t>
       </w:r>
       <w:r>
         <w:t>Сравнение объектов (без HATEOAS-ссылок)</w:t>
@@ -6204,13 +7102,34 @@
         <w:ind w:left="1069"/>
       </w:pPr>
       <w:r>
-        <w:t>@JsonInclude(Include.NON_NULL)</w:t>
+        <w:t>@</w:t>
+      </w:r>
+      <w:proofErr w:type="spellStart"/>
+      <w:r>
+        <w:t>JsonInclude</w:t>
+      </w:r>
+      <w:proofErr w:type="spellEnd"/>
+      <w:r>
+        <w:t>(</w:t>
+      </w:r>
+      <w:proofErr w:type="spellStart"/>
+      <w:r>
+        <w:t>Include.NON_NULL</w:t>
+      </w:r>
+      <w:proofErr w:type="spellEnd"/>
+      <w:r>
+        <w:t>)</w:t>
       </w:r>
       <w:r>
         <w:t xml:space="preserve"> - </w:t>
       </w:r>
-      <w:r>
-        <w:t>Null-поля не попадают в JSON</w:t>
+      <w:proofErr w:type="spellStart"/>
+      <w:r>
+        <w:t>Null</w:t>
+      </w:r>
+      <w:proofErr w:type="spellEnd"/>
+      <w:r>
+        <w:t>-поля не попадают в JSON</w:t>
       </w:r>
       <w:r>
         <w:t>;</w:t>
@@ -6227,7 +7146,15 @@
         <w:ind w:left="1069"/>
       </w:pPr>
       <w:r>
-        <w:t xml:space="preserve">@Relation - </w:t>
+        <w:t>@</w:t>
+      </w:r>
+      <w:proofErr w:type="spellStart"/>
+      <w:r>
+        <w:t>Relation</w:t>
+      </w:r>
+      <w:proofErr w:type="spellEnd"/>
+      <w:r>
+        <w:t xml:space="preserve"> - </w:t>
       </w:r>
       <w:r>
         <w:t>Определяет имена HATEOAS-ссылок в JSON</w:t>
@@ -6261,12 +7188,14 @@
       <w:r>
         <w:t xml:space="preserve">Документация для </w:t>
       </w:r>
+      <w:proofErr w:type="spellStart"/>
       <w:r>
         <w:rPr>
           <w:lang w:val="en-US"/>
         </w:rPr>
         <w:t>OpenAPI</w:t>
       </w:r>
+      <w:proofErr w:type="spellEnd"/>
       <w:r>
         <w:t>/</w:t>
       </w:r>
@@ -6286,30 +7215,31 @@
         <w:spacing w:line="480" w:lineRule="auto"/>
         <w:jc w:val="center"/>
         <w:outlineLvl w:val="1"/>
-        <w:rPr>
-          <w:lang w:val="en-US"/>
-        </w:rPr>
-      </w:pPr>
-      <w:bookmarkStart w:id="12" w:name="_Toc232103907"/>
+      </w:pPr>
+      <w:bookmarkStart w:id="11" w:name="_Toc232103907"/>
+      <w:proofErr w:type="spellStart"/>
       <w:r>
         <w:rPr>
           <w:lang w:val="en-US"/>
         </w:rPr>
         <w:t>UpdateUserRequest</w:t>
       </w:r>
-      <w:bookmarkEnd w:id="12"/>
+      <w:bookmarkEnd w:id="11"/>
+      <w:proofErr w:type="spellEnd"/>
     </w:p>
     <w:p>
       <w:pPr>
         <w:pStyle w:val="ab"/>
         <w:spacing w:line="360" w:lineRule="auto"/>
       </w:pPr>
+      <w:proofErr w:type="spellStart"/>
       <w:r>
         <w:rPr>
           <w:lang w:val="en-US"/>
         </w:rPr>
         <w:t>UpdateUserRequest</w:t>
       </w:r>
+      <w:proofErr w:type="spellEnd"/>
       <w:r>
         <w:t xml:space="preserve"> – </w:t>
       </w:r>
@@ -6339,7 +7269,15 @@
       </w:pPr>
       <w:r>
         <w:lastRenderedPageBreak/>
-        <w:t xml:space="preserve">Заменяет все поля пользователя целиком. В отличие от PatchUserRequest (частичное обновление), здесь все поля обязательны. </w:t>
+        <w:t xml:space="preserve">Заменяет все поля пользователя целиком. В отличие от </w:t>
+      </w:r>
+      <w:proofErr w:type="spellStart"/>
+      <w:r>
+        <w:t>PatchUserRequest</w:t>
+      </w:r>
+      <w:proofErr w:type="spellEnd"/>
+      <w:r>
+        <w:t xml:space="preserve"> (частичное обновление), здесь все поля обязательны. </w:t>
       </w:r>
       <w:r>
         <w:t xml:space="preserve">Используют </w:t>
@@ -6348,7 +7286,23 @@
         <w:t>те же</w:t>
       </w:r>
       <w:r>
-        <w:t xml:space="preserve"> поля, что в UserRequest, но без id.</w:t>
+        <w:t xml:space="preserve"> поля, что в </w:t>
+      </w:r>
+      <w:proofErr w:type="spellStart"/>
+      <w:r>
+        <w:t>UserRequest</w:t>
+      </w:r>
+      <w:proofErr w:type="spellEnd"/>
+      <w:r>
+        <w:t xml:space="preserve">, но без </w:t>
+      </w:r>
+      <w:proofErr w:type="spellStart"/>
+      <w:r>
+        <w:t>id</w:t>
+      </w:r>
+      <w:proofErr w:type="spellEnd"/>
+      <w:r>
+        <w:t>.</w:t>
       </w:r>
     </w:p>
     <w:p>
@@ -6358,7 +7312,8 @@
         <w:jc w:val="center"/>
         <w:outlineLvl w:val="1"/>
       </w:pPr>
-      <w:bookmarkStart w:id="13" w:name="_Toc232103908"/>
+      <w:bookmarkStart w:id="12" w:name="_Toc232103908"/>
+      <w:proofErr w:type="spellStart"/>
       <w:r>
         <w:rPr>
           <w:lang w:val="en-US"/>
@@ -6371,15 +7326,29 @@
         </w:rPr>
         <w:t>UserRequest</w:t>
       </w:r>
-      <w:bookmarkEnd w:id="13"/>
+      <w:bookmarkEnd w:id="12"/>
+      <w:proofErr w:type="spellEnd"/>
     </w:p>
     <w:p>
       <w:pPr>
         <w:pStyle w:val="ab"/>
         <w:spacing w:line="360" w:lineRule="auto"/>
       </w:pPr>
-      <w:r>
-        <w:t>PatchUserRequest – DTO для частичного обновления пользователя (PATCH-запрос). Обновляет только переданные поля. Поля, которые не указаны (или имеют значение null), остаются без изменений.</w:t>
+      <w:proofErr w:type="spellStart"/>
+      <w:r>
+        <w:t>PatchUserRequest</w:t>
+      </w:r>
+      <w:proofErr w:type="spellEnd"/>
+      <w:r>
+        <w:t xml:space="preserve"> – DTO для частичного обновления пользователя (PATCH-запрос). Обновляет только переданные поля. Поля, которые не указаны (или имеют значение </w:t>
+      </w:r>
+      <w:proofErr w:type="spellStart"/>
+      <w:r>
+        <w:t>null</w:t>
+      </w:r>
+      <w:proofErr w:type="spellEnd"/>
+      <w:r>
+        <w:t>), остаются без изменений.</w:t>
       </w:r>
     </w:p>
     <w:p>
@@ -6389,22 +7358,26 @@
         <w:jc w:val="center"/>
         <w:outlineLvl w:val="1"/>
       </w:pPr>
-      <w:bookmarkStart w:id="14" w:name="_Toc232103909"/>
+      <w:bookmarkStart w:id="13" w:name="_Toc232103909"/>
+      <w:proofErr w:type="spellStart"/>
       <w:r>
         <w:rPr>
           <w:lang w:val="en-US"/>
         </w:rPr>
         <w:t>ErrorResponse</w:t>
       </w:r>
-      <w:bookmarkEnd w:id="14"/>
-    </w:p>
-    <w:p>
+      <w:bookmarkEnd w:id="13"/>
+      <w:proofErr w:type="spellEnd"/>
+    </w:p>
+    <w:p>
+      <w:proofErr w:type="spellStart"/>
       <w:r>
         <w:rPr>
           <w:bCs/>
         </w:rPr>
         <w:t>ErrorResponse</w:t>
       </w:r>
+      <w:proofErr w:type="spellEnd"/>
       <w:r>
         <w:t> – стандартный DTO для ответа об ошибке по формату </w:t>
       </w:r>
@@ -6412,7 +7385,35 @@
         <w:rPr>
           <w:bCs/>
         </w:rPr>
-        <w:t>RFC 7807 (Problem Details)</w:t>
+        <w:t>RFC 7807 (</w:t>
+      </w:r>
+      <w:proofErr w:type="spellStart"/>
+      <w:r>
+        <w:rPr>
+          <w:bCs/>
+        </w:rPr>
+        <w:t>Problem</w:t>
+      </w:r>
+      <w:proofErr w:type="spellEnd"/>
+      <w:r>
+        <w:rPr>
+          <w:bCs/>
+        </w:rPr>
+        <w:t xml:space="preserve"> </w:t>
+      </w:r>
+      <w:proofErr w:type="spellStart"/>
+      <w:r>
+        <w:rPr>
+          <w:bCs/>
+        </w:rPr>
+        <w:t>Details</w:t>
+      </w:r>
+      <w:proofErr w:type="spellEnd"/>
+      <w:r>
+        <w:rPr>
+          <w:bCs/>
+        </w:rPr>
+        <w:t>)</w:t>
       </w:r>
       <w:r>
         <w:t>. Содержит:</w:t>
@@ -6426,8 +7427,13 @@
         </w:numPr>
         <w:ind w:left="709" w:firstLine="709"/>
       </w:pPr>
-      <w:r>
-        <w:t>status – HTTP статус-код</w:t>
+      <w:proofErr w:type="spellStart"/>
+      <w:r>
+        <w:t>status</w:t>
+      </w:r>
+      <w:proofErr w:type="spellEnd"/>
+      <w:r>
+        <w:t> – HTTP статус-код</w:t>
       </w:r>
     </w:p>
     <w:p>
@@ -6438,8 +7444,13 @@
         </w:numPr>
         <w:ind w:left="709" w:firstLine="709"/>
       </w:pPr>
-      <w:r>
-        <w:t>type – машиночитаемый URI типа ошибки</w:t>
+      <w:proofErr w:type="spellStart"/>
+      <w:r>
+        <w:t>type</w:t>
+      </w:r>
+      <w:proofErr w:type="spellEnd"/>
+      <w:r>
+        <w:t> – машиночитаемый URI типа ошибки</w:t>
       </w:r>
     </w:p>
     <w:p>
@@ -6450,8 +7461,13 @@
         </w:numPr>
         <w:ind w:left="709" w:firstLine="709"/>
       </w:pPr>
-      <w:r>
-        <w:t>title – краткое название</w:t>
+      <w:proofErr w:type="spellStart"/>
+      <w:r>
+        <w:t>title</w:t>
+      </w:r>
+      <w:proofErr w:type="spellEnd"/>
+      <w:r>
+        <w:t> – краткое название</w:t>
       </w:r>
     </w:p>
     <w:p>
@@ -6462,8 +7478,13 @@
         </w:numPr>
         <w:ind w:left="709" w:firstLine="709"/>
       </w:pPr>
-      <w:r>
-        <w:t>detail – детальное описание</w:t>
+      <w:proofErr w:type="spellStart"/>
+      <w:r>
+        <w:t>detail</w:t>
+      </w:r>
+      <w:proofErr w:type="spellEnd"/>
+      <w:r>
+        <w:t> – детальное описание</w:t>
       </w:r>
     </w:p>
     <w:p>
@@ -6474,8 +7495,13 @@
         </w:numPr>
         <w:ind w:left="709" w:firstLine="709"/>
       </w:pPr>
-      <w:r>
-        <w:t>instance – URI запроса</w:t>
+      <w:proofErr w:type="spellStart"/>
+      <w:r>
+        <w:t>instance</w:t>
+      </w:r>
+      <w:proofErr w:type="spellEnd"/>
+      <w:r>
+        <w:t> – URI запроса</w:t>
       </w:r>
     </w:p>
     <w:p>
@@ -6486,8 +7512,13 @@
         </w:numPr>
         <w:ind w:left="709" w:firstLine="709"/>
       </w:pPr>
-      <w:r>
-        <w:t>timestamp – время ошибки</w:t>
+      <w:proofErr w:type="spellStart"/>
+      <w:r>
+        <w:t>timestamp</w:t>
+      </w:r>
+      <w:proofErr w:type="spellEnd"/>
+      <w:r>
+        <w:t> – время ошибки</w:t>
       </w:r>
     </w:p>
     <w:p>
@@ -6498,7 +7529,8 @@
           <w:rFonts w:cs="Times New Roman"/>
         </w:rPr>
       </w:pPr>
-      <w:bookmarkStart w:id="15" w:name="_Toc232103910"/>
+      <w:bookmarkStart w:id="14" w:name="_Toc232103910"/>
+      <w:proofErr w:type="spellStart"/>
       <w:r>
         <w:rPr>
           <w:rFonts w:cs="Times New Roman"/>
@@ -6506,26 +7538,64 @@
         </w:rPr>
         <w:t>PagedResponse</w:t>
       </w:r>
-      <w:bookmarkEnd w:id="15"/>
-    </w:p>
-    <w:p>
-      <w:pPr>
-        <w:rPr>
-          <w:rFonts w:cs="Times New Roman"/>
-        </w:rPr>
-      </w:pPr>
+      <w:bookmarkEnd w:id="14"/>
+      <w:proofErr w:type="spellEnd"/>
+    </w:p>
+    <w:p>
+      <w:pPr>
+        <w:rPr>
+          <w:rFonts w:cs="Times New Roman"/>
+        </w:rPr>
+      </w:pPr>
+      <w:proofErr w:type="spellStart"/>
       <w:r>
         <w:rPr>
           <w:rFonts w:cs="Times New Roman"/>
           <w:bCs/>
         </w:rPr>
-        <w:t>PagedResponse&lt;T&gt;</w:t>
-      </w:r>
-      <w:r>
-        <w:rPr>
-          <w:rFonts w:cs="Times New Roman"/>
-        </w:rPr>
-        <w:t> – универсальный record для стандартизации пагинированных ответов API. Содержит:</w:t>
+        <w:t>PagedResponse</w:t>
+      </w:r>
+      <w:proofErr w:type="spellEnd"/>
+      <w:r>
+        <w:rPr>
+          <w:rFonts w:cs="Times New Roman"/>
+          <w:bCs/>
+        </w:rPr>
+        <w:t>&lt;T&gt;</w:t>
+      </w:r>
+      <w:r>
+        <w:rPr>
+          <w:rFonts w:cs="Times New Roman"/>
+        </w:rPr>
+        <w:t xml:space="preserve"> – универсальный </w:t>
+      </w:r>
+      <w:proofErr w:type="spellStart"/>
+      <w:r>
+        <w:rPr>
+          <w:rFonts w:cs="Times New Roman"/>
+        </w:rPr>
+        <w:t>record</w:t>
+      </w:r>
+      <w:proofErr w:type="spellEnd"/>
+      <w:r>
+        <w:rPr>
+          <w:rFonts w:cs="Times New Roman"/>
+        </w:rPr>
+        <w:t xml:space="preserve"> для стандартизации </w:t>
+      </w:r>
+      <w:proofErr w:type="spellStart"/>
+      <w:r>
+        <w:rPr>
+          <w:rFonts w:cs="Times New Roman"/>
+        </w:rPr>
+        <w:t>пагинированных</w:t>
+      </w:r>
+      <w:proofErr w:type="spellEnd"/>
+      <w:r>
+        <w:rPr>
+          <w:rFonts w:cs="Times New Roman"/>
+        </w:rPr>
+        <w:t xml:space="preserve"> ответов API. Содержит:</w:t>
       </w:r>
     </w:p>
     <w:p>
@@ -6539,11 +7609,19 @@
           <w:rFonts w:cs="Times New Roman"/>
         </w:rPr>
       </w:pPr>
-      <w:r>
-        <w:rPr>
-          <w:rFonts w:cs="Times New Roman"/>
-        </w:rPr>
-        <w:t>content – список элементов на странице</w:t>
+      <w:proofErr w:type="spellStart"/>
+      <w:r>
+        <w:rPr>
+          <w:rFonts w:cs="Times New Roman"/>
+        </w:rPr>
+        <w:t>content</w:t>
+      </w:r>
+      <w:proofErr w:type="spellEnd"/>
+      <w:r>
+        <w:rPr>
+          <w:rFonts w:cs="Times New Roman"/>
+        </w:rPr>
+        <w:t> – список элементов на странице</w:t>
       </w:r>
     </w:p>
     <w:p>
@@ -6557,11 +7635,19 @@
           <w:rFonts w:cs="Times New Roman"/>
         </w:rPr>
       </w:pPr>
-      <w:r>
-        <w:rPr>
-          <w:rFonts w:cs="Times New Roman"/>
-        </w:rPr>
-        <w:t>pageNumber – номер текущей страницы</w:t>
+      <w:proofErr w:type="spellStart"/>
+      <w:r>
+        <w:rPr>
+          <w:rFonts w:cs="Times New Roman"/>
+        </w:rPr>
+        <w:t>pageNumber</w:t>
+      </w:r>
+      <w:proofErr w:type="spellEnd"/>
+      <w:r>
+        <w:rPr>
+          <w:rFonts w:cs="Times New Roman"/>
+        </w:rPr>
+        <w:t> – номер текущей страницы</w:t>
       </w:r>
     </w:p>
     <w:p>
@@ -6575,11 +7661,19 @@
           <w:rFonts w:cs="Times New Roman"/>
         </w:rPr>
       </w:pPr>
-      <w:r>
-        <w:rPr>
-          <w:rFonts w:cs="Times New Roman"/>
-        </w:rPr>
-        <w:t>pageSize – размер страницы</w:t>
+      <w:proofErr w:type="spellStart"/>
+      <w:r>
+        <w:rPr>
+          <w:rFonts w:cs="Times New Roman"/>
+        </w:rPr>
+        <w:t>pageSize</w:t>
+      </w:r>
+      <w:proofErr w:type="spellEnd"/>
+      <w:r>
+        <w:rPr>
+          <w:rFonts w:cs="Times New Roman"/>
+        </w:rPr>
+        <w:t> – размер страницы</w:t>
       </w:r>
     </w:p>
     <w:p>
@@ -6593,11 +7687,19 @@
           <w:rFonts w:cs="Times New Roman"/>
         </w:rPr>
       </w:pPr>
-      <w:r>
-        <w:rPr>
-          <w:rFonts w:cs="Times New Roman"/>
-        </w:rPr>
-        <w:t>totalElements – общее количество элементов</w:t>
+      <w:proofErr w:type="spellStart"/>
+      <w:r>
+        <w:rPr>
+          <w:rFonts w:cs="Times New Roman"/>
+        </w:rPr>
+        <w:t>totalElements</w:t>
+      </w:r>
+      <w:proofErr w:type="spellEnd"/>
+      <w:r>
+        <w:rPr>
+          <w:rFonts w:cs="Times New Roman"/>
+        </w:rPr>
+        <w:t> – общее количество элементов</w:t>
       </w:r>
     </w:p>
     <w:p>
@@ -6611,11 +7713,19 @@
           <w:rFonts w:cs="Times New Roman"/>
         </w:rPr>
       </w:pPr>
-      <w:r>
-        <w:rPr>
-          <w:rFonts w:cs="Times New Roman"/>
-        </w:rPr>
-        <w:t>totalPages – общее количество страниц</w:t>
+      <w:proofErr w:type="spellStart"/>
+      <w:r>
+        <w:rPr>
+          <w:rFonts w:cs="Times New Roman"/>
+        </w:rPr>
+        <w:t>totalPages</w:t>
+      </w:r>
+      <w:proofErr w:type="spellEnd"/>
+      <w:r>
+        <w:rPr>
+          <w:rFonts w:cs="Times New Roman"/>
+        </w:rPr>
+        <w:t> – общее количество страниц</w:t>
       </w:r>
     </w:p>
     <w:p>
@@ -6629,11 +7739,19 @@
           <w:rFonts w:cs="Times New Roman"/>
         </w:rPr>
       </w:pPr>
-      <w:r>
-        <w:rPr>
-          <w:rFonts w:cs="Times New Roman"/>
-        </w:rPr>
-        <w:t>last – является ли страница последней</w:t>
+      <w:proofErr w:type="spellStart"/>
+      <w:r>
+        <w:rPr>
+          <w:rFonts w:cs="Times New Roman"/>
+        </w:rPr>
+        <w:t>last</w:t>
+      </w:r>
+      <w:proofErr w:type="spellEnd"/>
+      <w:r>
+        <w:rPr>
+          <w:rFonts w:cs="Times New Roman"/>
+        </w:rPr>
+        <w:t> – является ли страница последней</w:t>
       </w:r>
     </w:p>
     <w:p>
@@ -6645,7 +7763,8 @@
           <w:bCs/>
         </w:rPr>
       </w:pPr>
-      <w:bookmarkStart w:id="16" w:name="_Toc232103911"/>
+      <w:bookmarkStart w:id="15" w:name="_Toc232103911"/>
+      <w:proofErr w:type="spellStart"/>
       <w:r>
         <w:rPr>
           <w:rFonts w:cs="Times New Roman"/>
@@ -6654,36 +7773,70 @@
         <w:lastRenderedPageBreak/>
         <w:t>AbonementFitnessApiContract</w:t>
       </w:r>
+      <w:bookmarkEnd w:id="15"/>
+      <w:proofErr w:type="spellEnd"/>
+    </w:p>
+    <w:p>
+      <w:proofErr w:type="spellStart"/>
+      <w:r>
+        <w:rPr>
+          <w:bCs/>
+        </w:rPr>
+        <w:t>AbonementFitnessApiContract</w:t>
+      </w:r>
+      <w:proofErr w:type="spellEnd"/>
+      <w:r>
+        <w:t xml:space="preserve"> – конфигурационный класс для </w:t>
+      </w:r>
+      <w:proofErr w:type="spellStart"/>
+      <w:r>
+        <w:rPr>
+          <w:bCs/>
+        </w:rPr>
+        <w:t>Swagger</w:t>
+      </w:r>
+      <w:proofErr w:type="spellEnd"/>
+      <w:r>
+        <w:rPr>
+          <w:bCs/>
+        </w:rPr>
+        <w:t xml:space="preserve"> </w:t>
+      </w:r>
+      <w:r>
+        <w:t>документации.</w:t>
+      </w:r>
+      <w:r>
+        <w:t xml:space="preserve"> </w:t>
+      </w:r>
+      <w:r>
+        <w:t>Централизованно задает глобальные настройки документации API, на которые ссылаются все интерфейсы-контракты (</w:t>
+      </w:r>
+      <w:proofErr w:type="spellStart"/>
+      <w:r>
+        <w:t>ButtonApi</w:t>
+      </w:r>
+      <w:proofErr w:type="spellEnd"/>
+      <w:r>
+        <w:t xml:space="preserve">, </w:t>
+      </w:r>
+      <w:proofErr w:type="spellStart"/>
+      <w:r>
+        <w:t>UsersApi</w:t>
+      </w:r>
+      <w:proofErr w:type="spellEnd"/>
+      <w:r>
+        <w:t>).</w:t>
+      </w:r>
+      <w:r>
+        <w:t xml:space="preserve"> Основные элементы представлены в таблице № 3. </w:t>
+      </w:r>
+    </w:p>
+    <w:p>
+      <w:r>
+        <w:t>Таблица 3 – Основные элементы конфигурационного класса</w:t>
+      </w:r>
+      <w:bookmarkStart w:id="16" w:name="_GoBack"/>
       <w:bookmarkEnd w:id="16"/>
-    </w:p>
-    <w:p>
-      <w:r>
-        <w:rPr>
-          <w:bCs/>
-        </w:rPr>
-        <w:t>AbonementFitnessApiContract</w:t>
-      </w:r>
-      <w:r>
-        <w:t xml:space="preserve"> – конфигурационный класс для </w:t>
-      </w:r>
-      <w:r>
-        <w:rPr>
-          <w:bCs/>
-        </w:rPr>
-        <w:t xml:space="preserve">Swagger </w:t>
-      </w:r>
-      <w:r>
-        <w:t>документации.</w:t>
-      </w:r>
-      <w:r>
-        <w:t xml:space="preserve"> </w:t>
-      </w:r>
-      <w:r>
-        <w:t>Централизованно задает глобальные настройки документации API, на которые ссылаются все интерфейсы-контракты (ButtonApi, UsersApi).</w:t>
-      </w:r>
-      <w:r>
-        <w:t xml:space="preserve"> Основные элементы представлены в таблице № 3. </w:t>
-      </w:r>
     </w:p>
     <w:tbl>
       <w:tblPr>
@@ -6768,8 +7921,13 @@
           </w:tcPr>
           <w:p>
             <w:r>
-              <w:t>@OpenAPIDefinition</w:t>
-            </w:r>
+              <w:t>@</w:t>
+            </w:r>
+            <w:proofErr w:type="spellStart"/>
+            <w:r>
+              <w:t>OpenAPIDefinition</w:t>
+            </w:r>
+            <w:proofErr w:type="spellEnd"/>
           </w:p>
         </w:tc>
         <w:tc>
@@ -6809,8 +7967,13 @@
           </w:tcPr>
           <w:p>
             <w:r>
-              <w:t>@SecurityScheme</w:t>
-            </w:r>
+              <w:t>@</w:t>
+            </w:r>
+            <w:proofErr w:type="spellStart"/>
+            <w:r>
+              <w:t>SecurityScheme</w:t>
+            </w:r>
+            <w:proofErr w:type="spellEnd"/>
           </w:p>
         </w:tc>
         <w:tc>
@@ -6827,7 +7990,15 @@
           </w:tcPr>
           <w:p>
             <w:r>
-              <w:t>Задает схему авторизации (Bearer JWT)</w:t>
+              <w:t>Задает схему авторизации (</w:t>
+            </w:r>
+            <w:proofErr w:type="spellStart"/>
+            <w:r>
+              <w:t>Bearer</w:t>
+            </w:r>
+            <w:proofErr w:type="spellEnd"/>
+            <w:r>
+              <w:t xml:space="preserve"> JWT)</w:t>
             </w:r>
           </w:p>
         </w:tc>
@@ -6868,23 +8039,39 @@
           </w:tcPr>
           <w:p>
             <w:r>
-              <w:t>Константа, используемая в @SecurityRequirement аннотациях API</w:t>
+              <w:t>Константа, используемая в @</w:t>
+            </w:r>
+            <w:proofErr w:type="spellStart"/>
+            <w:r>
+              <w:t>SecurityRequirement</w:t>
+            </w:r>
+            <w:proofErr w:type="spellEnd"/>
+            <w:r>
+              <w:t> аннотациях API</w:t>
             </w:r>
           </w:p>
         </w:tc>
       </w:tr>
     </w:tbl>
     <w:p>
-      <w:pPr>
-        <w:jc w:val="center"/>
-      </w:pPr>
-      <w:r>
-        <w:t>Таблица 3 – Основные элементы конфигурационного класса</w:t>
-      </w:r>
-    </w:p>
-    <w:p>
-      <w:r>
-        <w:t>Все методы в ButtonApi и UsersApi ссылаются на эту конфигурацию, что обеспечивает </w:t>
+      <w:r>
+        <w:t>Все методы в </w:t>
+      </w:r>
+      <w:proofErr w:type="spellStart"/>
+      <w:r>
+        <w:t>ButtonApi</w:t>
+      </w:r>
+      <w:proofErr w:type="spellEnd"/>
+      <w:r>
+        <w:t> и </w:t>
+      </w:r>
+      <w:proofErr w:type="spellStart"/>
+      <w:r>
+        <w:t>UsersApi</w:t>
+      </w:r>
+      <w:proofErr w:type="spellEnd"/>
+      <w:r>
+        <w:t> ссылаются на эту конфигурацию, что обеспечивает </w:t>
       </w:r>
       <w:r>
         <w:rPr>
@@ -6924,24 +8111,36 @@
         <w:outlineLvl w:val="1"/>
       </w:pPr>
       <w:bookmarkStart w:id="18" w:name="_Toc232103913"/>
+      <w:proofErr w:type="spellStart"/>
       <w:r>
         <w:t>ApiButtonExceptionUserId</w:t>
       </w:r>
       <w:bookmarkEnd w:id="18"/>
+      <w:proofErr w:type="spellEnd"/>
     </w:p>
     <w:p>
       <w:pPr>
         <w:pStyle w:val="ab"/>
         <w:spacing w:line="360" w:lineRule="auto"/>
       </w:pPr>
+      <w:proofErr w:type="spellStart"/>
       <w:r>
         <w:rPr>
           <w:bCs/>
         </w:rPr>
         <w:t>ApiButtonExceptionUserId</w:t>
       </w:r>
-      <w:r>
-        <w:t> – кастомное исключение, выбрасываемое при попытке продления абонемента, когда у пользователя </w:t>
+      <w:proofErr w:type="spellEnd"/>
+      <w:r>
+        <w:t xml:space="preserve"> – </w:t>
+      </w:r>
+      <w:proofErr w:type="spellStart"/>
+      <w:r>
+        <w:t>кастомное</w:t>
+      </w:r>
+      <w:proofErr w:type="spellEnd"/>
+      <w:r>
+        <w:t xml:space="preserve"> исключение, выбрасываемое при попытке продления абонемента, когда у пользователя </w:t>
       </w:r>
       <w:r>
         <w:rPr>
@@ -6959,7 +8158,55 @@
         <w:t xml:space="preserve"> </w:t>
       </w:r>
       <w:r>
-        <w:t>идет от класса RuntimeException (непроверяемое исключение). Когда возникает - При вызове POST /api/button/renew, если у пользователя с указанным userId уже есть активный абонемент. Сообщение, которое приходит при ошибке "У пользователя с id = X есть активный абонемент".</w:t>
+        <w:t xml:space="preserve">идет от класса </w:t>
+      </w:r>
+      <w:proofErr w:type="spellStart"/>
+      <w:r>
+        <w:t>RuntimeException</w:t>
+      </w:r>
+      <w:proofErr w:type="spellEnd"/>
+      <w:r>
+        <w:t xml:space="preserve"> (непроверяемое исключение). Когда возникает - При вызове POST /</w:t>
+      </w:r>
+      <w:proofErr w:type="spellStart"/>
+      <w:r>
+        <w:t>api</w:t>
+      </w:r>
+      <w:proofErr w:type="spellEnd"/>
+      <w:r>
+        <w:t>/</w:t>
+      </w:r>
+      <w:proofErr w:type="spellStart"/>
+      <w:r>
+        <w:t>button</w:t>
+      </w:r>
+      <w:proofErr w:type="spellEnd"/>
+      <w:r>
+        <w:t>/</w:t>
+      </w:r>
+      <w:proofErr w:type="spellStart"/>
+      <w:r>
+        <w:t>renew</w:t>
+      </w:r>
+      <w:proofErr w:type="spellEnd"/>
+      <w:r>
+        <w:t xml:space="preserve">, если у пользователя с указанным </w:t>
+      </w:r>
+      <w:proofErr w:type="spellStart"/>
+      <w:r>
+        <w:t>userId</w:t>
+      </w:r>
+      <w:proofErr w:type="spellEnd"/>
+      <w:r>
+        <w:t xml:space="preserve"> уже есть активный абонемент. Сообщение, которое приходит при ошибке "У пользователя с </w:t>
+      </w:r>
+      <w:proofErr w:type="spellStart"/>
+      <w:r>
+        <w:t>id</w:t>
+      </w:r>
+      <w:proofErr w:type="spellEnd"/>
+      <w:r>
+        <w:t xml:space="preserve"> = X есть активный абонемент".</w:t>
       </w:r>
     </w:p>
     <w:p>
@@ -6970,6 +8217,7 @@
         </w:rPr>
       </w:pPr>
       <w:bookmarkStart w:id="19" w:name="_Toc232103914"/>
+      <w:proofErr w:type="spellStart"/>
       <w:r>
         <w:rPr>
           <w:bCs/>
@@ -6978,16 +8226,27 @@
         <w:t>InvalidDateRange</w:t>
       </w:r>
       <w:bookmarkEnd w:id="19"/>
-    </w:p>
-    <w:p>
+      <w:proofErr w:type="spellEnd"/>
+    </w:p>
+    <w:p>
+      <w:proofErr w:type="spellStart"/>
       <w:r>
         <w:rPr>
           <w:bCs/>
         </w:rPr>
         <w:t>InvalidDateRange</w:t>
       </w:r>
-      <w:r>
-        <w:t> – кастомное исключение, выбрасываемое при </w:t>
+      <w:proofErr w:type="spellEnd"/>
+      <w:r>
+        <w:t xml:space="preserve"> – </w:t>
+      </w:r>
+      <w:proofErr w:type="spellStart"/>
+      <w:r>
+        <w:t>кастомное</w:t>
+      </w:r>
+      <w:proofErr w:type="spellEnd"/>
+      <w:r>
+        <w:t xml:space="preserve"> исключение, выбрасываемое при </w:t>
       </w:r>
       <w:r>
         <w:rPr>
@@ -6999,7 +8258,15 @@
         <w:t> абонемента.</w:t>
       </w:r>
       <w:r>
-        <w:t xml:space="preserve"> Наследование - RuntimeException (непроверяемое исключение). Когда возникает - При создании или обновлении абонемента, если дата окончания раньше или равна дате начала. Сообщение "Некорректный диапазон дат. Дата окончания должна быть позже даты начала"</w:t>
+        <w:t xml:space="preserve"> Наследование - </w:t>
+      </w:r>
+      <w:proofErr w:type="spellStart"/>
+      <w:r>
+        <w:t>RuntimeException</w:t>
+      </w:r>
+      <w:proofErr w:type="spellEnd"/>
+      <w:r>
+        <w:t xml:space="preserve"> (непроверяемое исключение). Когда возникает - При создании или обновлении абонемента, если дата окончания раньше или равна дате начала. Сообщение "Некорректный диапазон дат. Дата окончания должна быть позже даты начала"</w:t>
       </w:r>
     </w:p>
     <w:p>
@@ -7040,22 +8307,116 @@
         </w:rPr>
       </w:pPr>
       <w:bookmarkStart w:id="21" w:name="_Toc232103916"/>
+      <w:proofErr w:type="spellStart"/>
       <w:r>
         <w:t>NoActiveSubscription</w:t>
       </w:r>
       <w:bookmarkEnd w:id="21"/>
-    </w:p>
-    <w:p>
-      <w:pPr>
-        <w:rPr>
-          <w:rFonts w:cs="Times New Roman"/>
-        </w:rPr>
-      </w:pPr>
-      <w:r>
-        <w:rPr>
-          <w:rFonts w:cs="Times New Roman"/>
-        </w:rPr>
-        <w:t>NoActiveSubscription – кастомная аннотация валидации, которая проверяет отсутствие активного абонемента у пользователя перед продлением. Привязана к валидатору NoActiveSubscriptionValidator и используется в поле userId класса ButtonRequest.</w:t>
+      <w:proofErr w:type="spellEnd"/>
+    </w:p>
+    <w:p>
+      <w:pPr>
+        <w:rPr>
+          <w:rFonts w:cs="Times New Roman"/>
+        </w:rPr>
+      </w:pPr>
+      <w:proofErr w:type="spellStart"/>
+      <w:r>
+        <w:rPr>
+          <w:rFonts w:cs="Times New Roman"/>
+        </w:rPr>
+        <w:t>NoActiveSubscription</w:t>
+      </w:r>
+      <w:proofErr w:type="spellEnd"/>
+      <w:r>
+        <w:rPr>
+          <w:rFonts w:cs="Times New Roman"/>
+        </w:rPr>
+        <w:t xml:space="preserve"> – </w:t>
+      </w:r>
+      <w:proofErr w:type="spellStart"/>
+      <w:r>
+        <w:rPr>
+          <w:rFonts w:cs="Times New Roman"/>
+        </w:rPr>
+        <w:t>кастомная</w:t>
+      </w:r>
+      <w:proofErr w:type="spellEnd"/>
+      <w:r>
+        <w:rPr>
+          <w:rFonts w:cs="Times New Roman"/>
+        </w:rPr>
+        <w:t xml:space="preserve"> аннотация </w:t>
+      </w:r>
+      <w:proofErr w:type="spellStart"/>
+      <w:r>
+        <w:rPr>
+          <w:rFonts w:cs="Times New Roman"/>
+        </w:rPr>
+        <w:t>валидации</w:t>
+      </w:r>
+      <w:proofErr w:type="spellEnd"/>
+      <w:r>
+        <w:rPr>
+          <w:rFonts w:cs="Times New Roman"/>
+        </w:rPr>
+        <w:t xml:space="preserve">, которая проверяет отсутствие активного абонемента у пользователя перед продлением. Привязана к </w:t>
+      </w:r>
+      <w:proofErr w:type="spellStart"/>
+      <w:r>
+        <w:rPr>
+          <w:rFonts w:cs="Times New Roman"/>
+        </w:rPr>
+        <w:t>валидатору</w:t>
+      </w:r>
+      <w:proofErr w:type="spellEnd"/>
+      <w:r>
+        <w:rPr>
+          <w:rFonts w:cs="Times New Roman"/>
+        </w:rPr>
+        <w:t xml:space="preserve"> </w:t>
+      </w:r>
+      <w:proofErr w:type="spellStart"/>
+      <w:r>
+        <w:rPr>
+          <w:rFonts w:cs="Times New Roman"/>
+        </w:rPr>
+        <w:t>NoActiveSubscriptionValidator</w:t>
+      </w:r>
+      <w:proofErr w:type="spellEnd"/>
+      <w:r>
+        <w:rPr>
+          <w:rFonts w:cs="Times New Roman"/>
+        </w:rPr>
+        <w:t xml:space="preserve"> и используется в поле </w:t>
+      </w:r>
+      <w:proofErr w:type="spellStart"/>
+      <w:r>
+        <w:rPr>
+          <w:rFonts w:cs="Times New Roman"/>
+        </w:rPr>
+        <w:t>userId</w:t>
+      </w:r>
+      <w:proofErr w:type="spellEnd"/>
+      <w:r>
+        <w:rPr>
+          <w:rFonts w:cs="Times New Roman"/>
+        </w:rPr>
+        <w:t xml:space="preserve"> класса </w:t>
+      </w:r>
+      <w:proofErr w:type="spellStart"/>
+      <w:r>
+        <w:rPr>
+          <w:rFonts w:cs="Times New Roman"/>
+        </w:rPr>
+        <w:t>ButtonRequest</w:t>
+      </w:r>
+      <w:proofErr w:type="spellEnd"/>
+      <w:r>
+        <w:rPr>
+          <w:rFonts w:cs="Times New Roman"/>
+        </w:rPr>
+        <w:t>.</w:t>
       </w:r>
     </w:p>
     <w:p>
@@ -7067,6 +8428,7 @@
         </w:rPr>
       </w:pPr>
       <w:bookmarkStart w:id="22" w:name="_Toc232103917"/>
+      <w:proofErr w:type="spellStart"/>
       <w:r>
         <w:rPr>
           <w:rFonts w:cs="Times New Roman"/>
@@ -7074,19 +8436,92 @@
         <w:t>NoActiveSubscriptionValidator</w:t>
       </w:r>
       <w:bookmarkEnd w:id="22"/>
-    </w:p>
-    <w:p>
-      <w:pPr>
-        <w:rPr>
-          <w:rFonts w:cs="Times New Roman"/>
-        </w:rPr>
-      </w:pPr>
-      <w:r>
-        <w:rPr>
-          <w:rFonts w:cs="Times New Roman"/>
-        </w:rPr>
-        <w:t>NoActiveSubscriptionValidator – Spring-компонент, реализующий логику валидации аннотации @NoActiveSubscription. Проверяет, что userId не null</w:t>
-      </w:r>
+      <w:proofErr w:type="spellEnd"/>
+    </w:p>
+    <w:p>
+      <w:pPr>
+        <w:rPr>
+          <w:rFonts w:cs="Times New Roman"/>
+        </w:rPr>
+      </w:pPr>
+      <w:proofErr w:type="spellStart"/>
+      <w:r>
+        <w:rPr>
+          <w:rFonts w:cs="Times New Roman"/>
+        </w:rPr>
+        <w:t>NoActiveSubscriptionValidator</w:t>
+      </w:r>
+      <w:proofErr w:type="spellEnd"/>
+      <w:r>
+        <w:rPr>
+          <w:rFonts w:cs="Times New Roman"/>
+        </w:rPr>
+        <w:t xml:space="preserve"> – </w:t>
+      </w:r>
+      <w:proofErr w:type="spellStart"/>
+      <w:r>
+        <w:rPr>
+          <w:rFonts w:cs="Times New Roman"/>
+        </w:rPr>
+        <w:t>Spring</w:t>
+      </w:r>
+      <w:proofErr w:type="spellEnd"/>
+      <w:r>
+        <w:rPr>
+          <w:rFonts w:cs="Times New Roman"/>
+        </w:rPr>
+        <w:t xml:space="preserve">-компонент, реализующий логику </w:t>
+      </w:r>
+      <w:proofErr w:type="spellStart"/>
+      <w:r>
+        <w:rPr>
+          <w:rFonts w:cs="Times New Roman"/>
+        </w:rPr>
+        <w:t>валидации</w:t>
+      </w:r>
+      <w:proofErr w:type="spellEnd"/>
+      <w:r>
+        <w:rPr>
+          <w:rFonts w:cs="Times New Roman"/>
+        </w:rPr>
+        <w:t xml:space="preserve"> аннотации @</w:t>
+      </w:r>
+      <w:proofErr w:type="spellStart"/>
+      <w:r>
+        <w:rPr>
+          <w:rFonts w:cs="Times New Roman"/>
+        </w:rPr>
+        <w:t>NoActiveSubscription</w:t>
+      </w:r>
+      <w:proofErr w:type="spellEnd"/>
+      <w:r>
+        <w:rPr>
+          <w:rFonts w:cs="Times New Roman"/>
+        </w:rPr>
+        <w:t xml:space="preserve">. Проверяет, что </w:t>
+      </w:r>
+      <w:proofErr w:type="spellStart"/>
+      <w:r>
+        <w:rPr>
+          <w:rFonts w:cs="Times New Roman"/>
+        </w:rPr>
+        <w:t>userId</w:t>
+      </w:r>
+      <w:proofErr w:type="spellEnd"/>
+      <w:r>
+        <w:rPr>
+          <w:rFonts w:cs="Times New Roman"/>
+        </w:rPr>
+        <w:t xml:space="preserve"> не </w:t>
+      </w:r>
+      <w:proofErr w:type="spellStart"/>
+      <w:r>
+        <w:rPr>
+          <w:rFonts w:cs="Times New Roman"/>
+        </w:rPr>
+        <w:t>null</w:t>
+      </w:r>
+      <w:proofErr w:type="spellEnd"/>
       <w:r>
         <w:rPr>
           <w:rFonts w:cs="Times New Roman"/>
@@ -7103,6 +8538,7 @@
         </w:rPr>
       </w:pPr>
       <w:bookmarkStart w:id="23" w:name="_Toc232103918"/>
+      <w:proofErr w:type="spellStart"/>
       <w:r>
         <w:rPr>
           <w:bCs/>
@@ -7110,18 +8546,55 @@
         <w:t>ValidVisitsHall</w:t>
       </w:r>
       <w:bookmarkEnd w:id="23"/>
-    </w:p>
-    <w:p>
-      <w:pPr>
-        <w:rPr>
-          <w:rFonts w:cs="Times New Roman"/>
-        </w:rPr>
-      </w:pPr>
-      <w:r>
-        <w:rPr>
-          <w:rFonts w:cs="Times New Roman"/>
-        </w:rPr>
-        <w:t>ValidVisitsHall – кастомная аннотация валидации, проверяющая корректность количества посещений зала.</w:t>
+      <w:proofErr w:type="spellEnd"/>
+    </w:p>
+    <w:p>
+      <w:pPr>
+        <w:rPr>
+          <w:rFonts w:cs="Times New Roman"/>
+        </w:rPr>
+      </w:pPr>
+      <w:proofErr w:type="spellStart"/>
+      <w:r>
+        <w:rPr>
+          <w:rFonts w:cs="Times New Roman"/>
+        </w:rPr>
+        <w:t>ValidVisitsHall</w:t>
+      </w:r>
+      <w:proofErr w:type="spellEnd"/>
+      <w:r>
+        <w:rPr>
+          <w:rFonts w:cs="Times New Roman"/>
+        </w:rPr>
+        <w:t xml:space="preserve"> – </w:t>
+      </w:r>
+      <w:proofErr w:type="spellStart"/>
+      <w:r>
+        <w:rPr>
+          <w:rFonts w:cs="Times New Roman"/>
+        </w:rPr>
+        <w:t>кастомная</w:t>
+      </w:r>
+      <w:proofErr w:type="spellEnd"/>
+      <w:r>
+        <w:rPr>
+          <w:rFonts w:cs="Times New Roman"/>
+        </w:rPr>
+        <w:t xml:space="preserve"> аннотация </w:t>
+      </w:r>
+      <w:proofErr w:type="spellStart"/>
+      <w:r>
+        <w:rPr>
+          <w:rFonts w:cs="Times New Roman"/>
+        </w:rPr>
+        <w:t>валидации</w:t>
+      </w:r>
+      <w:proofErr w:type="spellEnd"/>
+      <w:r>
+        <w:rPr>
+          <w:rFonts w:cs="Times New Roman"/>
+        </w:rPr>
+        <w:t>, проверяющая корректность количества посещений зала.</w:t>
       </w:r>
       <w:r>
         <w:rPr>
@@ -7133,7 +8606,21 @@
         <w:rPr>
           <w:rFonts w:cs="Times New Roman"/>
         </w:rPr>
-        <w:t>Проверяет, что значение visitsHall находится в допустимом диапазоне (от 1 до 220).</w:t>
+        <w:t xml:space="preserve">Проверяет, что значение </w:t>
+      </w:r>
+      <w:proofErr w:type="spellStart"/>
+      <w:r>
+        <w:rPr>
+          <w:rFonts w:cs="Times New Roman"/>
+        </w:rPr>
+        <w:t>visitsHall</w:t>
+      </w:r>
+      <w:proofErr w:type="spellEnd"/>
+      <w:r>
+        <w:rPr>
+          <w:rFonts w:cs="Times New Roman"/>
+        </w:rPr>
+        <w:t xml:space="preserve"> находится в допустимом диапазоне (от 1 до 220).</w:t>
       </w:r>
       <w:r>
         <w:rPr>
@@ -7145,7 +8632,49 @@
         <w:rPr>
           <w:rFonts w:cs="Times New Roman"/>
         </w:rPr>
-        <w:t>Используется в ButtonRequest и UserRequest для поля visitsHall.</w:t>
+        <w:t>Используется в </w:t>
+      </w:r>
+      <w:proofErr w:type="spellStart"/>
+      <w:r>
+        <w:rPr>
+          <w:rFonts w:cs="Times New Roman"/>
+        </w:rPr>
+        <w:t>ButtonRequest</w:t>
+      </w:r>
+      <w:proofErr w:type="spellEnd"/>
+      <w:r>
+        <w:rPr>
+          <w:rFonts w:cs="Times New Roman"/>
+        </w:rPr>
+        <w:t> и </w:t>
+      </w:r>
+      <w:proofErr w:type="spellStart"/>
+      <w:r>
+        <w:rPr>
+          <w:rFonts w:cs="Times New Roman"/>
+        </w:rPr>
+        <w:t>UserRequest</w:t>
+      </w:r>
+      <w:proofErr w:type="spellEnd"/>
+      <w:r>
+        <w:rPr>
+          <w:rFonts w:cs="Times New Roman"/>
+        </w:rPr>
+        <w:t> для поля </w:t>
+      </w:r>
+      <w:proofErr w:type="spellStart"/>
+      <w:r>
+        <w:rPr>
+          <w:rFonts w:cs="Times New Roman"/>
+        </w:rPr>
+        <w:t>visitsHall</w:t>
+      </w:r>
+      <w:proofErr w:type="spellEnd"/>
+      <w:r>
+        <w:rPr>
+          <w:rFonts w:cs="Times New Roman"/>
+        </w:rPr>
+        <w:t>.</w:t>
       </w:r>
       <w:r>
         <w:rPr>
@@ -7163,7 +8692,29 @@
         <w:rPr>
           <w:rFonts w:cs="Times New Roman"/>
         </w:rPr>
-        <w:t>: message() - с</w:t>
+        <w:t xml:space="preserve">: </w:t>
+      </w:r>
+      <w:proofErr w:type="spellStart"/>
+      <w:proofErr w:type="gramStart"/>
+      <w:r>
+        <w:rPr>
+          <w:rFonts w:cs="Times New Roman"/>
+        </w:rPr>
+        <w:t>message</w:t>
+      </w:r>
+      <w:proofErr w:type="spellEnd"/>
+      <w:r>
+        <w:rPr>
+          <w:rFonts w:cs="Times New Roman"/>
+        </w:rPr>
+        <w:t>(</w:t>
+      </w:r>
+      <w:proofErr w:type="gramEnd"/>
+      <w:r>
+        <w:rPr>
+          <w:rFonts w:cs="Times New Roman"/>
+        </w:rPr>
+        <w:t>) - с</w:t>
       </w:r>
       <w:r>
         <w:rPr>
@@ -7175,7 +8726,21 @@
         <w:rPr>
           <w:rFonts w:cs="Times New Roman"/>
         </w:rPr>
-        <w:t xml:space="preserve">, validatedBy - </w:t>
+        <w:t xml:space="preserve">, </w:t>
+      </w:r>
+      <w:proofErr w:type="spellStart"/>
+      <w:r>
+        <w:rPr>
+          <w:rFonts w:cs="Times New Roman"/>
+        </w:rPr>
+        <w:t>validatedBy</w:t>
+      </w:r>
+      <w:proofErr w:type="spellEnd"/>
+      <w:r>
+        <w:rPr>
+          <w:rFonts w:cs="Times New Roman"/>
+        </w:rPr>
+        <w:t xml:space="preserve"> - </w:t>
       </w:r>
       <w:r>
         <w:rPr>
@@ -7199,6 +8764,7 @@
         </w:rPr>
       </w:pPr>
       <w:bookmarkStart w:id="24" w:name="_Toc232103919"/>
+      <w:proofErr w:type="spellStart"/>
       <w:r>
         <w:rPr>
           <w:rFonts w:cs="Times New Roman"/>
@@ -7206,13 +8772,15 @@
         <w:t>VisitsHallValidator</w:t>
       </w:r>
       <w:bookmarkEnd w:id="24"/>
-    </w:p>
-    <w:p>
-      <w:pPr>
-        <w:rPr>
-          <w:rFonts w:cs="Times New Roman"/>
-        </w:rPr>
-      </w:pPr>
+      <w:proofErr w:type="spellEnd"/>
+    </w:p>
+    <w:p>
+      <w:pPr>
+        <w:rPr>
+          <w:rFonts w:cs="Times New Roman"/>
+        </w:rPr>
+      </w:pPr>
+      <w:proofErr w:type="spellStart"/>
       <w:r>
         <w:rPr>
           <w:rFonts w:cs="Times New Roman"/>
@@ -7220,11 +8788,40 @@
         </w:rPr>
         <w:t>VisitsHallValidator</w:t>
       </w:r>
-      <w:r>
-        <w:rPr>
-          <w:rFonts w:cs="Times New Roman"/>
-        </w:rPr>
-        <w:t> – класс-валидатор, реализующий логику проверки аннотации @ValidVisitsHall.</w:t>
+      <w:proofErr w:type="spellEnd"/>
+      <w:r>
+        <w:rPr>
+          <w:rFonts w:cs="Times New Roman"/>
+        </w:rPr>
+        <w:t> – класс-</w:t>
+      </w:r>
+      <w:proofErr w:type="spellStart"/>
+      <w:r>
+        <w:rPr>
+          <w:rFonts w:cs="Times New Roman"/>
+        </w:rPr>
+        <w:t>валидатор</w:t>
+      </w:r>
+      <w:proofErr w:type="spellEnd"/>
+      <w:r>
+        <w:rPr>
+          <w:rFonts w:cs="Times New Roman"/>
+        </w:rPr>
+        <w:t>, реализующий логику проверки аннотации @</w:t>
+      </w:r>
+      <w:proofErr w:type="spellStart"/>
+      <w:r>
+        <w:rPr>
+          <w:rFonts w:cs="Times New Roman"/>
+        </w:rPr>
+        <w:t>ValidVisitsHall</w:t>
+      </w:r>
+      <w:proofErr w:type="spellEnd"/>
+      <w:r>
+        <w:rPr>
+          <w:rFonts w:cs="Times New Roman"/>
+        </w:rPr>
+        <w:t>.</w:t>
       </w:r>
     </w:p>
     <w:p>
@@ -7278,7 +8875,21 @@
         <w:rPr>
           <w:rFonts w:cs="Times New Roman"/>
         </w:rPr>
-        <w:t xml:space="preserve"> репозиторий с проектом</w:t>
+        <w:t xml:space="preserve"> </w:t>
+      </w:r>
+      <w:proofErr w:type="spellStart"/>
+      <w:r>
+        <w:rPr>
+          <w:rFonts w:cs="Times New Roman"/>
+        </w:rPr>
+        <w:t>репозиторий</w:t>
+      </w:r>
+      <w:proofErr w:type="spellEnd"/>
+      <w:r>
+        <w:rPr>
+          <w:rFonts w:cs="Times New Roman"/>
+        </w:rPr>
+        <w:t xml:space="preserve"> с проектом</w:t>
       </w:r>
       <w:r>
         <w:rPr>
@@ -7391,6 +9002,7 @@
         <w:docPartUnique/>
       </w:docPartObj>
     </w:sdtPr>
+    <w:sdtEndPr/>
     <w:sdtContent>
       <w:p>
         <w:pPr>
@@ -7410,7 +9022,7 @@
           <w:rPr>
             <w:noProof/>
           </w:rPr>
-          <w:t>4</w:t>
+          <w:t>15</w:t>
         </w:r>
         <w:r>
           <w:fldChar w:fldCharType="end"/>
@@ -10473,7 +12085,7 @@
 </file>
 
 <file path=customXml/itemProps1.xml><?xml version="1.0" encoding="utf-8"?>
-<ds:datastoreItem xmlns:ds="http://schemas.openxmlformats.org/officeDocument/2006/customXml" ds:itemID="{47C020CC-63E4-4A15-80CD-1ED0838A01F8}">
+<ds:datastoreItem xmlns:ds="http://schemas.openxmlformats.org/officeDocument/2006/customXml" ds:itemID="{7F1EC8D5-7D25-4CBB-BCC6-5DE831065BD2}">
   <ds:schemaRefs>
     <ds:schemaRef ds:uri="http://schemas.openxmlformats.org/officeDocument/2006/bibliography"/>
   </ds:schemaRefs>

--- a/отчеты/Отчет по 1 лабе соп Курцева.docx
+++ b/отчеты/Отчет по 1 лабе соп Курцева.docx
@@ -366,7 +366,17 @@
           <w:bCs/>
           <w:szCs w:val="28"/>
         </w:rPr>
-        <w:t>.Н.</w:t>
+        <w:t>.А</w:t>
+      </w:r>
+      <w:bookmarkStart w:id="0" w:name="_GoBack"/>
+      <w:bookmarkEnd w:id="0"/>
+      <w:r>
+        <w:rPr>
+          <w:b/>
+          <w:bCs/>
+          <w:szCs w:val="28"/>
+        </w:rPr>
+        <w:t>.</w:t>
       </w:r>
     </w:p>
     <w:p>
@@ -2726,7 +2736,7 @@
           <w:b/>
         </w:rPr>
       </w:pPr>
-      <w:bookmarkStart w:id="0" w:name="_Toc232103896"/>
+      <w:bookmarkStart w:id="1" w:name="_Toc232103896"/>
       <w:proofErr w:type="spellStart"/>
       <w:r>
         <w:rPr>
@@ -2736,7 +2746,7 @@
         <w:lastRenderedPageBreak/>
         <w:t>Api</w:t>
       </w:r>
-      <w:bookmarkEnd w:id="0"/>
+      <w:bookmarkEnd w:id="1"/>
       <w:proofErr w:type="spellEnd"/>
     </w:p>
     <w:p>
@@ -2746,12 +2756,12 @@
         <w:jc w:val="center"/>
         <w:outlineLvl w:val="1"/>
       </w:pPr>
-      <w:bookmarkStart w:id="1" w:name="_Toc232103897"/>
+      <w:bookmarkStart w:id="2" w:name="_Toc232103897"/>
       <w:proofErr w:type="spellStart"/>
       <w:r>
         <w:t>ButtonApi</w:t>
       </w:r>
-      <w:bookmarkEnd w:id="1"/>
+      <w:bookmarkEnd w:id="2"/>
       <w:proofErr w:type="spellEnd"/>
     </w:p>
     <w:p>
@@ -2821,9 +2831,6 @@
     <w:p>
       <w:pPr>
         <w:pStyle w:val="ab"/>
-        <w:rPr>
-          <w:lang w:val="en-US"/>
-        </w:rPr>
       </w:pPr>
       <w:r>
         <w:t xml:space="preserve">Таблица 1 – методы </w:t>
@@ -3686,7 +3693,7 @@
       <w:r>
         <w:br w:type="page"/>
       </w:r>
-      <w:bookmarkStart w:id="2" w:name="_Toc232103898"/>
+      <w:bookmarkStart w:id="3" w:name="_Toc232103898"/>
       <w:r>
         <w:rPr>
           <w:lang w:val="en-US"/>
@@ -3698,7 +3705,7 @@
       <w:r>
         <w:t>Api</w:t>
       </w:r>
-      <w:bookmarkEnd w:id="2"/>
+      <w:bookmarkEnd w:id="3"/>
       <w:proofErr w:type="spellEnd"/>
     </w:p>
     <w:p>
@@ -3783,9 +3790,6 @@
         <w:t xml:space="preserve">исанием представлены в таблице </w:t>
       </w:r>
       <w:r>
-        <w:rPr>
-          <w:lang w:val="en-US"/>
-        </w:rPr>
         <w:t>2</w:t>
       </w:r>
       <w:r>
@@ -4897,7 +4901,7 @@
           <w:b/>
         </w:rPr>
       </w:pPr>
-      <w:bookmarkStart w:id="3" w:name="_Toc232103899"/>
+      <w:bookmarkStart w:id="4" w:name="_Toc232103899"/>
       <w:r>
         <w:rPr>
           <w:b/>
@@ -4905,7 +4909,7 @@
         </w:rPr>
         <w:t>DTO</w:t>
       </w:r>
-      <w:bookmarkEnd w:id="3"/>
+      <w:bookmarkEnd w:id="4"/>
     </w:p>
     <w:p>
       <w:pPr>
@@ -4914,7 +4918,7 @@
         <w:jc w:val="center"/>
         <w:outlineLvl w:val="1"/>
       </w:pPr>
-      <w:bookmarkStart w:id="4" w:name="_Toc232103900"/>
+      <w:bookmarkStart w:id="5" w:name="_Toc232103900"/>
       <w:proofErr w:type="spellStart"/>
       <w:r>
         <w:rPr>
@@ -4922,7 +4926,7 @@
         </w:rPr>
         <w:t>ButtonRequest</w:t>
       </w:r>
-      <w:bookmarkEnd w:id="4"/>
+      <w:bookmarkEnd w:id="5"/>
       <w:proofErr w:type="spellEnd"/>
     </w:p>
     <w:p>
@@ -5396,7 +5400,7 @@
         <w:jc w:val="center"/>
         <w:outlineLvl w:val="1"/>
       </w:pPr>
-      <w:bookmarkStart w:id="5" w:name="_Toc232103901"/>
+      <w:bookmarkStart w:id="6" w:name="_Toc232103901"/>
       <w:proofErr w:type="spellStart"/>
       <w:r>
         <w:t>ButtonRe</w:t>
@@ -5407,7 +5411,7 @@
         </w:rPr>
         <w:t>sponse</w:t>
       </w:r>
-      <w:bookmarkEnd w:id="5"/>
+      <w:bookmarkEnd w:id="6"/>
       <w:proofErr w:type="spellEnd"/>
     </w:p>
     <w:p>
@@ -5717,7 +5721,7 @@
         <w:jc w:val="center"/>
         <w:outlineLvl w:val="1"/>
       </w:pPr>
-      <w:bookmarkStart w:id="6" w:name="_Toc232103902"/>
+      <w:bookmarkStart w:id="7" w:name="_Toc232103902"/>
       <w:proofErr w:type="spellStart"/>
       <w:r>
         <w:t>Update</w:t>
@@ -5733,7 +5737,7 @@
       <w:r>
         <w:t>Request</w:t>
       </w:r>
-      <w:bookmarkEnd w:id="6"/>
+      <w:bookmarkEnd w:id="7"/>
       <w:proofErr w:type="spellEnd"/>
     </w:p>
     <w:p>
@@ -5866,12 +5870,12 @@
         <w:jc w:val="center"/>
         <w:outlineLvl w:val="1"/>
       </w:pPr>
-      <w:bookmarkStart w:id="7" w:name="_Toc232103903"/>
+      <w:bookmarkStart w:id="8" w:name="_Toc232103903"/>
       <w:proofErr w:type="spellStart"/>
       <w:r>
         <w:t>PatchButtonRequest</w:t>
       </w:r>
-      <w:bookmarkEnd w:id="7"/>
+      <w:bookmarkEnd w:id="8"/>
       <w:proofErr w:type="spellEnd"/>
     </w:p>
     <w:p>
@@ -5895,7 +5899,7 @@
         <w:jc w:val="center"/>
         <w:outlineLvl w:val="1"/>
       </w:pPr>
-      <w:bookmarkStart w:id="8" w:name="_Toc232103904"/>
+      <w:bookmarkStart w:id="9" w:name="_Toc232103904"/>
       <w:proofErr w:type="spellStart"/>
       <w:r>
         <w:rPr>
@@ -5909,7 +5913,7 @@
         </w:rPr>
         <w:t>Request</w:t>
       </w:r>
-      <w:bookmarkEnd w:id="8"/>
+      <w:bookmarkEnd w:id="9"/>
       <w:proofErr w:type="spellEnd"/>
     </w:p>
     <w:p>
@@ -6378,7 +6382,7 @@
         <w:jc w:val="center"/>
         <w:outlineLvl w:val="1"/>
       </w:pPr>
-      <w:bookmarkStart w:id="9" w:name="_Toc232103905"/>
+      <w:bookmarkStart w:id="10" w:name="_Toc232103905"/>
       <w:proofErr w:type="spellStart"/>
       <w:r>
         <w:rPr>
@@ -6398,7 +6402,7 @@
         </w:rPr>
         <w:t>sponse</w:t>
       </w:r>
-      <w:bookmarkEnd w:id="9"/>
+      <w:bookmarkEnd w:id="10"/>
       <w:proofErr w:type="spellEnd"/>
     </w:p>
     <w:p>
@@ -6791,7 +6795,7 @@
         <w:jc w:val="center"/>
         <w:outlineLvl w:val="1"/>
       </w:pPr>
-      <w:bookmarkStart w:id="10" w:name="_Toc232103906"/>
+      <w:bookmarkStart w:id="11" w:name="_Toc232103906"/>
       <w:proofErr w:type="spellStart"/>
       <w:r>
         <w:rPr>
@@ -6799,7 +6803,7 @@
         </w:rPr>
         <w:t>UserFilter</w:t>
       </w:r>
-      <w:bookmarkEnd w:id="10"/>
+      <w:bookmarkEnd w:id="11"/>
       <w:proofErr w:type="spellEnd"/>
     </w:p>
     <w:p>
@@ -7216,7 +7220,7 @@
         <w:jc w:val="center"/>
         <w:outlineLvl w:val="1"/>
       </w:pPr>
-      <w:bookmarkStart w:id="11" w:name="_Toc232103907"/>
+      <w:bookmarkStart w:id="12" w:name="_Toc232103907"/>
       <w:proofErr w:type="spellStart"/>
       <w:r>
         <w:rPr>
@@ -7224,7 +7228,7 @@
         </w:rPr>
         <w:t>UpdateUserRequest</w:t>
       </w:r>
-      <w:bookmarkEnd w:id="11"/>
+      <w:bookmarkEnd w:id="12"/>
       <w:proofErr w:type="spellEnd"/>
     </w:p>
     <w:p>
@@ -7312,7 +7316,7 @@
         <w:jc w:val="center"/>
         <w:outlineLvl w:val="1"/>
       </w:pPr>
-      <w:bookmarkStart w:id="12" w:name="_Toc232103908"/>
+      <w:bookmarkStart w:id="13" w:name="_Toc232103908"/>
       <w:proofErr w:type="spellStart"/>
       <w:r>
         <w:rPr>
@@ -7326,7 +7330,7 @@
         </w:rPr>
         <w:t>UserRequest</w:t>
       </w:r>
-      <w:bookmarkEnd w:id="12"/>
+      <w:bookmarkEnd w:id="13"/>
       <w:proofErr w:type="spellEnd"/>
     </w:p>
     <w:p>
@@ -7358,7 +7362,7 @@
         <w:jc w:val="center"/>
         <w:outlineLvl w:val="1"/>
       </w:pPr>
-      <w:bookmarkStart w:id="13" w:name="_Toc232103909"/>
+      <w:bookmarkStart w:id="14" w:name="_Toc232103909"/>
       <w:proofErr w:type="spellStart"/>
       <w:r>
         <w:rPr>
@@ -7366,7 +7370,7 @@
         </w:rPr>
         <w:t>ErrorResponse</w:t>
       </w:r>
-      <w:bookmarkEnd w:id="13"/>
+      <w:bookmarkEnd w:id="14"/>
       <w:proofErr w:type="spellEnd"/>
     </w:p>
     <w:p>
@@ -7529,7 +7533,7 @@
           <w:rFonts w:cs="Times New Roman"/>
         </w:rPr>
       </w:pPr>
-      <w:bookmarkStart w:id="14" w:name="_Toc232103910"/>
+      <w:bookmarkStart w:id="15" w:name="_Toc232103910"/>
       <w:proofErr w:type="spellStart"/>
       <w:r>
         <w:rPr>
@@ -7538,7 +7542,7 @@
         </w:rPr>
         <w:t>PagedResponse</w:t>
       </w:r>
-      <w:bookmarkEnd w:id="14"/>
+      <w:bookmarkEnd w:id="15"/>
       <w:proofErr w:type="spellEnd"/>
     </w:p>
     <w:p>
@@ -7763,7 +7767,7 @@
           <w:bCs/>
         </w:rPr>
       </w:pPr>
-      <w:bookmarkStart w:id="15" w:name="_Toc232103911"/>
+      <w:bookmarkStart w:id="16" w:name="_Toc232103911"/>
       <w:proofErr w:type="spellStart"/>
       <w:r>
         <w:rPr>
@@ -7773,7 +7777,7 @@
         <w:lastRenderedPageBreak/>
         <w:t>AbonementFitnessApiContract</w:t>
       </w:r>
-      <w:bookmarkEnd w:id="15"/>
+      <w:bookmarkEnd w:id="16"/>
       <w:proofErr w:type="spellEnd"/>
     </w:p>
     <w:p>
@@ -7835,8 +7839,6 @@
       <w:r>
         <w:t>Таблица 3 – Основные элементы конфигурационного класса</w:t>
       </w:r>
-      <w:bookmarkStart w:id="16" w:name="_GoBack"/>
-      <w:bookmarkEnd w:id="16"/>
     </w:p>
     <w:tbl>
       <w:tblPr>
@@ -11473,6 +11475,7 @@
   <w:style w:type="character" w:default="1" w:styleId="a0">
     <w:name w:val="Default Paragraph Font"/>
     <w:uiPriority w:val="1"/>
+    <w:semiHidden/>
     <w:unhideWhenUsed/>
   </w:style>
   <w:style w:type="table" w:default="1" w:styleId="a1">
@@ -12085,7 +12088,7 @@
 </file>
 
 <file path=customXml/itemProps1.xml><?xml version="1.0" encoding="utf-8"?>
-<ds:datastoreItem xmlns:ds="http://schemas.openxmlformats.org/officeDocument/2006/customXml" ds:itemID="{7F1EC8D5-7D25-4CBB-BCC6-5DE831065BD2}">
+<ds:datastoreItem xmlns:ds="http://schemas.openxmlformats.org/officeDocument/2006/customXml" ds:itemID="{54B0B7CD-EDC3-4ADD-A0DC-59DDD68A96A7}">
   <ds:schemaRefs>
     <ds:schemaRef ds:uri="http://schemas.openxmlformats.org/officeDocument/2006/bibliography"/>
   </ds:schemaRefs>
